--- a/Phase2_Implementation/Implementation_Report/Implementation Report.docx
+++ b/Phase2_Implementation/Implementation_Report/Implementation Report.docx
@@ -1,151 +1,119 @@
 
 <file path=word/document.xml><?xml version="1.0" encoding="utf-8"?>
-<w:document xmlns:mc="http://schemas.openxmlformats.org/markup-compatibility/2006" xmlns:o="urn:schemas-microsoft-com:office:office" xmlns:r="http://schemas.openxmlformats.org/officeDocument/2006/relationships" xmlns:m="http://schemas.openxmlformats.org/officeDocument/2006/math" xmlns:v="urn:schemas-microsoft-com:vml" xmlns:wp="http://schemas.openxmlformats.org/drawingml/2006/wordprocessingDrawing" xmlns:w10="urn:schemas-microsoft-com:office:word" xmlns:w="http://schemas.openxmlformats.org/wordprocessingml/2006/main" xmlns:wne="http://schemas.microsoft.com/office/word/2006/wordml" xmlns:sl="http://schemas.openxmlformats.org/schemaLibrary/2006/main" xmlns:a="http://schemas.openxmlformats.org/drawingml/2006/main" xmlns:pic="http://schemas.openxmlformats.org/drawingml/2006/picture" xmlns:c="http://schemas.openxmlformats.org/drawingml/2006/chart" xmlns:lc="http://schemas.openxmlformats.org/drawingml/2006/lockedCanvas" xmlns:dgm="http://schemas.openxmlformats.org/drawingml/2006/diagram" xmlns:wps="http://schemas.microsoft.com/office/word/2010/wordprocessingShape" xmlns:wpg="http://schemas.microsoft.com/office/word/2010/wordprocessingGroup" xmlns:w14="http://schemas.microsoft.com/office/word/2010/wordml" xmlns:w15="http://schemas.microsoft.com/office/word/2012/wordml" xmlns:w16="http://schemas.microsoft.com/office/word/2018/wordml" xmlns:w16cex="http://schemas.microsoft.com/office/word/2018/wordml/cex" xmlns:w16cid="http://schemas.microsoft.com/office/word/2016/wordml/cid" xmlns="http://schemas.microsoft.com/office/tasks/2019/documenttasks" xmlns:cr="http://schemas.microsoft.com/office/comments/2020/reactions">
+<w:document xmlns:wpc="http://schemas.microsoft.com/office/word/2010/wordprocessingCanvas" xmlns:cx="http://schemas.microsoft.com/office/drawing/2014/chartex" xmlns:cx1="http://schemas.microsoft.com/office/drawing/2015/9/8/chartex" xmlns:cx2="http://schemas.microsoft.com/office/drawing/2015/10/21/chartex" xmlns:cx3="http://schemas.microsoft.com/office/drawing/2016/5/9/chartex" xmlns:cx4="http://schemas.microsoft.com/office/drawing/2016/5/10/chartex" xmlns:cx5="http://schemas.microsoft.com/office/drawing/2016/5/11/chartex" xmlns:cx6="http://schemas.microsoft.com/office/drawing/2016/5/12/chartex" xmlns:cx7="http://schemas.microsoft.com/office/drawing/2016/5/13/chartex" xmlns:cx8="http://schemas.microsoft.com/office/drawing/2016/5/14/chartex" xmlns:mc="http://schemas.openxmlformats.org/markup-compatibility/2006" xmlns:aink="http://schemas.microsoft.com/office/drawing/2016/ink" xmlns:am3d="http://schemas.microsoft.com/office/drawing/2017/model3d" xmlns:o="urn:schemas-microsoft-com:office:office" xmlns:oel="http://schemas.microsoft.com/office/2019/extlst" xmlns:r="http://schemas.openxmlformats.org/officeDocument/2006/relationships" xmlns:m="http://schemas.openxmlformats.org/officeDocument/2006/math" xmlns:v="urn:schemas-microsoft-com:vml" xmlns:wp14="http://schemas.microsoft.com/office/word/2010/wordprocessingDrawing" xmlns:wp="http://schemas.openxmlformats.org/drawingml/2006/wordprocessingDrawing" xmlns:w10="urn:schemas-microsoft-com:office:word" xmlns:w="http://schemas.openxmlformats.org/wordprocessingml/2006/main" xmlns:w14="http://schemas.microsoft.com/office/word/2010/wordml" xmlns:w15="http://schemas.microsoft.com/office/word/2012/wordml" xmlns:w16cex="http://schemas.microsoft.com/office/word/2018/wordml/cex" xmlns:w16cid="http://schemas.microsoft.com/office/word/2016/wordml/cid" xmlns:w16="http://schemas.microsoft.com/office/word/2018/wordml" xmlns:w16du="http://schemas.microsoft.com/office/word/2023/wordml/word16du" xmlns:w16sdtdh="http://schemas.microsoft.com/office/word/2020/wordml/sdtdatahash" xmlns:w16sdtfl="http://schemas.microsoft.com/office/word/2024/wordml/sdtformatlock" xmlns:w16se="http://schemas.microsoft.com/office/word/2015/wordml/symex" xmlns:wpg="http://schemas.microsoft.com/office/word/2010/wordprocessingGroup" xmlns:wpi="http://schemas.microsoft.com/office/word/2010/wordprocessingInk" xmlns:wne="http://schemas.microsoft.com/office/word/2006/wordml" xmlns:wps="http://schemas.microsoft.com/office/word/2010/wordprocessingShape" mc:Ignorable="w14 w15 w16se w16cid w16 w16cex w16sdtdh w16sdtfl w16du wp14">
   <w:body>
-    <w:p>
-      <w:pPr>
-        <w:rPr/>
-      </w:pPr>
-      <w:r>
-        <w:rPr>
-          <w:rtl w:val="0"/>
-        </w:rPr>
-      </w:r>
-    </w:p>
-    <w:p>
-      <w:pPr>
-        <w:rPr/>
-      </w:pPr>
-      <w:r>
-        <w:rPr>
-          <w:rtl w:val="0"/>
-        </w:rPr>
-      </w:r>
-    </w:p>
+    <w:p/>
+    <w:p/>
     <w:p>
       <w:pPr>
         <w:jc w:val="center"/>
         <w:rPr>
-          <w:b w:val="1"/>
-          <w:bCs w:val="1"/>
+          <w:b/>
+          <w:bCs/>
           <w:sz w:val="30"/>
           <w:szCs w:val="30"/>
         </w:rPr>
       </w:pPr>
       <w:r>
         <w:rPr>
-          <w:b w:val="1"/>
-          <w:bCs w:val="1"/>
+          <w:b/>
+          <w:bCs/>
           <w:sz w:val="30"/>
           <w:szCs w:val="30"/>
-          <w:rtl w:val="0"/>
         </w:rPr>
         <w:t xml:space="preserve">Implementation Report </w:t>
       </w:r>
     </w:p>
-    <w:p>
-      <w:pPr>
-        <w:rPr/>
-      </w:pPr>
-      <w:r>
-        <w:rPr>
-          <w:rtl w:val="0"/>
-        </w:rPr>
-      </w:r>
-    </w:p>
+    <w:p/>
     <w:p>
       <w:pPr>
         <w:pStyle w:val="Heading3"/>
         <w:keepNext w:val="0"/>
         <w:keepLines w:val="0"/>
-        <w:spacing w:before="280" w:lineRule="auto"/>
-        <w:rPr>
-          <w:b w:val="1"/>
-          <w:bCs w:val="1"/>
+        <w:spacing w:before="280"/>
+        <w:rPr>
+          <w:b/>
+          <w:bCs/>
           <w:color w:val="000000"/>
           <w:sz w:val="26"/>
           <w:szCs w:val="26"/>
         </w:rPr>
       </w:pPr>
-      <w:bookmarkStart w:colFirst="0" w:colLast="0" w:name="_19rrc4z2c375" w:id="0"/>
+      <w:bookmarkStart w:id="0" w:name="_19rrc4z2c375" w:colFirst="0" w:colLast="0"/>
       <w:bookmarkEnd w:id="0"/>
       <w:r>
         <w:rPr>
-          <w:b w:val="1"/>
-          <w:bCs w:val="1"/>
+          <w:b/>
+          <w:bCs/>
           <w:color w:val="000000"/>
           <w:sz w:val="26"/>
           <w:szCs w:val="26"/>
-          <w:rtl w:val="0"/>
-        </w:rPr>
-        <w:t xml:space="preserve">Overview of Environment Setup</w:t>
+        </w:rPr>
+        <w:t>Overview of Environment Setup</w:t>
       </w:r>
     </w:p>
     <w:p>
       <w:pPr>
-        <w:spacing w:after="240" w:before="240" w:lineRule="auto"/>
-        <w:rPr/>
+        <w:spacing w:before="240" w:after="240"/>
       </w:pPr>
       <w:r>
-        <w:rPr>
-          <w:rtl w:val="0"/>
-        </w:rPr>
-        <w:t xml:space="preserve">DriveEase is a hypothetical car rental management system that manages customers, vehicles, rental locations, reservations, rentals, payments and maintenance records. This phase builds on the database model developed in Phase 1 by implementing the relational database in PostgreSQL, populating it with synthetic data and developing queries that support business operations and reporting. The project also includes a firestore database that stores detailed vehicle damage and repair logs.</w:t>
+        <w:t>DriveEase is a hypothetical car rental management system that manages customers, vehicles, rental locations, reservations, rentals, payments and maintenance records. This phase builds on the database model developed in Phase 1 by implementing the relational database in PostgreSQL, populating it with synthetic data and developing queries that support business operations and reporting. The project also includes a firestore database that stores detailed vehicle damage and repair logs.</w:t>
       </w:r>
     </w:p>
     <w:p>
       <w:pPr>
-        <w:spacing w:after="240" w:before="240" w:lineRule="auto"/>
-        <w:rPr>
-          <w:b w:val="1"/>
-          <w:bCs w:val="1"/>
+        <w:spacing w:before="240" w:after="240"/>
+        <w:rPr>
+          <w:b/>
+          <w:bCs/>
           <w:sz w:val="26"/>
           <w:szCs w:val="26"/>
         </w:rPr>
       </w:pPr>
       <w:r>
         <w:rPr>
-          <w:b w:val="1"/>
-          <w:bCs w:val="1"/>
-          <w:sz w:val="26"/>
-          <w:szCs w:val="26"/>
-          <w:rtl w:val="0"/>
+          <w:b/>
+          <w:bCs/>
+          <w:sz w:val="26"/>
+          <w:szCs w:val="26"/>
         </w:rPr>
         <w:t xml:space="preserve">Screenshots verifying successful execution in Firestore </w:t>
       </w:r>
     </w:p>
     <w:p>
       <w:pPr>
-        <w:spacing w:after="240" w:before="240" w:lineRule="auto"/>
-        <w:rPr>
-          <w:b w:val="1"/>
-          <w:bCs w:val="1"/>
+        <w:spacing w:before="240" w:after="240"/>
+        <w:rPr>
+          <w:b/>
+          <w:bCs/>
           <w:sz w:val="26"/>
           <w:szCs w:val="26"/>
         </w:rPr>
       </w:pPr>
       <w:r>
         <w:rPr>
-          <w:b w:val="1"/>
-          <w:bCs w:val="1"/>
+          <w:b/>
+          <w:bCs/>
+          <w:noProof/>
           <w:sz w:val="26"/>
           <w:szCs w:val="26"/>
         </w:rPr>
         <w:drawing>
-          <wp:inline distB="114300" distT="114300" distL="114300" distR="114300">
+          <wp:inline distT="114300" distB="114300" distL="114300" distR="114300" wp14:anchorId="4961CE69" wp14:editId="48387E57">
             <wp:extent cx="5943600" cy="2425700"/>
-            <wp:effectExtent b="0" l="0" r="0" t="0"/>
-            <wp:docPr id="8" name="image8.png"/>
-            <a:graphic>
+            <wp:effectExtent l="0" t="0" r="0" b="0"/>
+            <wp:docPr id="8" name="image9.png"/>
+            <wp:cNvGraphicFramePr/>
+            <a:graphic xmlns:a="http://schemas.openxmlformats.org/drawingml/2006/main">
               <a:graphicData uri="http://schemas.openxmlformats.org/drawingml/2006/picture">
-                <pic:pic>
+                <pic:pic xmlns:pic="http://schemas.openxmlformats.org/drawingml/2006/picture">
                   <pic:nvPicPr>
-                    <pic:cNvPr id="0" name="image8.png"/>
+                    <pic:cNvPr id="0" name="image9.png"/>
                     <pic:cNvPicPr preferRelativeResize="0"/>
                   </pic:nvPicPr>
                   <pic:blipFill>
-                    <a:blip r:embed="rId6"/>
-                    <a:srcRect b="0" l="0" r="0" t="0"/>
+                    <a:blip r:embed="rId4"/>
+                    <a:srcRect/>
                     <a:stretch>
                       <a:fillRect/>
                     </a:stretch>
@@ -155,7 +123,9 @@
                       <a:off x="0" y="0"/>
                       <a:ext cx="5943600" cy="2425700"/>
                     </a:xfrm>
-                    <a:prstGeom prst="rect"/>
+                    <a:prstGeom prst="rect">
+                      <a:avLst/>
+                    </a:prstGeom>
                     <a:ln/>
                   </pic:spPr>
                 </pic:pic>
@@ -166,26 +136,28 @@
       </w:r>
       <w:r>
         <w:rPr>
-          <w:b w:val="1"/>
-          <w:bCs w:val="1"/>
+          <w:b/>
+          <w:bCs/>
+          <w:noProof/>
           <w:sz w:val="26"/>
           <w:szCs w:val="26"/>
         </w:rPr>
         <w:drawing>
-          <wp:inline distB="114300" distT="114300" distL="114300" distR="114300">
+          <wp:inline distT="114300" distB="114300" distL="114300" distR="114300" wp14:anchorId="3A53B489" wp14:editId="3841B8F2">
             <wp:extent cx="5943600" cy="863600"/>
-            <wp:effectExtent b="0" l="0" r="0" t="0"/>
-            <wp:docPr id="4" name="image7.png"/>
-            <a:graphic>
+            <wp:effectExtent l="0" t="0" r="0" b="0"/>
+            <wp:docPr id="4" name="image12.png"/>
+            <wp:cNvGraphicFramePr/>
+            <a:graphic xmlns:a="http://schemas.openxmlformats.org/drawingml/2006/main">
               <a:graphicData uri="http://schemas.openxmlformats.org/drawingml/2006/picture">
-                <pic:pic>
+                <pic:pic xmlns:pic="http://schemas.openxmlformats.org/drawingml/2006/picture">
                   <pic:nvPicPr>
-                    <pic:cNvPr id="0" name="image7.png"/>
+                    <pic:cNvPr id="0" name="image12.png"/>
                     <pic:cNvPicPr preferRelativeResize="0"/>
                   </pic:nvPicPr>
                   <pic:blipFill>
-                    <a:blip r:embed="rId7"/>
-                    <a:srcRect b="0" l="0" r="0" t="0"/>
+                    <a:blip r:embed="rId5"/>
+                    <a:srcRect/>
                     <a:stretch>
                       <a:fillRect/>
                     </a:stretch>
@@ -195,7 +167,9 @@
                       <a:off x="0" y="0"/>
                       <a:ext cx="5943600" cy="863600"/>
                     </a:xfrm>
-                    <a:prstGeom prst="rect"/>
+                    <a:prstGeom prst="rect">
+                      <a:avLst/>
+                    </a:prstGeom>
                     <a:ln/>
                   </pic:spPr>
                 </pic:pic>
@@ -206,26 +180,28 @@
       </w:r>
       <w:r>
         <w:rPr>
-          <w:b w:val="1"/>
-          <w:bCs w:val="1"/>
+          <w:b/>
+          <w:bCs/>
+          <w:noProof/>
           <w:sz w:val="26"/>
           <w:szCs w:val="26"/>
         </w:rPr>
         <w:drawing>
-          <wp:inline distB="114300" distT="114300" distL="114300" distR="114300">
+          <wp:inline distT="114300" distB="114300" distL="114300" distR="114300" wp14:anchorId="4C60F933" wp14:editId="3F44F8D6">
             <wp:extent cx="5943600" cy="889000"/>
-            <wp:effectExtent b="0" l="0" r="0" t="0"/>
-            <wp:docPr id="10" name="image11.png"/>
-            <a:graphic>
+            <wp:effectExtent l="0" t="0" r="0" b="0"/>
+            <wp:docPr id="10" name="image7.png"/>
+            <wp:cNvGraphicFramePr/>
+            <a:graphic xmlns:a="http://schemas.openxmlformats.org/drawingml/2006/main">
               <a:graphicData uri="http://schemas.openxmlformats.org/drawingml/2006/picture">
-                <pic:pic>
+                <pic:pic xmlns:pic="http://schemas.openxmlformats.org/drawingml/2006/picture">
                   <pic:nvPicPr>
-                    <pic:cNvPr id="0" name="image11.png"/>
+                    <pic:cNvPr id="0" name="image7.png"/>
                     <pic:cNvPicPr preferRelativeResize="0"/>
                   </pic:nvPicPr>
                   <pic:blipFill>
-                    <a:blip r:embed="rId8"/>
-                    <a:srcRect b="0" l="0" r="0" t="0"/>
+                    <a:blip r:embed="rId6"/>
+                    <a:srcRect/>
                     <a:stretch>
                       <a:fillRect/>
                     </a:stretch>
@@ -235,7 +211,85 @@
                       <a:off x="0" y="0"/>
                       <a:ext cx="5943600" cy="889000"/>
                     </a:xfrm>
-                    <a:prstGeom prst="rect"/>
+                    <a:prstGeom prst="rect">
+                      <a:avLst/>
+                    </a:prstGeom>
+                    <a:ln/>
+                  </pic:spPr>
+                </pic:pic>
+              </a:graphicData>
+            </a:graphic>
+          </wp:inline>
+        </w:drawing>
+      </w:r>
+    </w:p>
+    <w:p>
+      <w:pPr>
+        <w:spacing w:before="240" w:after="240"/>
+        <w:rPr>
+          <w:b/>
+          <w:bCs/>
+          <w:sz w:val="26"/>
+          <w:szCs w:val="26"/>
+        </w:rPr>
+      </w:pPr>
+      <w:r>
+        <w:rPr>
+          <w:b/>
+          <w:bCs/>
+          <w:sz w:val="26"/>
+          <w:szCs w:val="26"/>
+        </w:rPr>
+        <w:t xml:space="preserve">Screenshots verifying successful execution in Firestore </w:t>
+      </w:r>
+    </w:p>
+    <w:p>
+      <w:pPr>
+        <w:spacing w:before="240" w:after="240"/>
+        <w:rPr>
+          <w:b/>
+          <w:bCs/>
+          <w:sz w:val="26"/>
+          <w:szCs w:val="26"/>
+        </w:rPr>
+      </w:pPr>
+      <w:r>
+        <w:rPr>
+          <w:b/>
+          <w:bCs/>
+          <w:noProof/>
+          <w:sz w:val="26"/>
+          <w:szCs w:val="26"/>
+        </w:rPr>
+        <w:lastRenderedPageBreak/>
+        <w:drawing>
+          <wp:inline distT="114300" distB="114300" distL="114300" distR="114300" wp14:anchorId="540B0561" wp14:editId="45DA39B2">
+            <wp:extent cx="4681538" cy="2183217"/>
+            <wp:effectExtent l="0" t="0" r="0" b="0"/>
+            <wp:docPr id="11" name="image13.png"/>
+            <wp:cNvGraphicFramePr/>
+            <a:graphic xmlns:a="http://schemas.openxmlformats.org/drawingml/2006/main">
+              <a:graphicData uri="http://schemas.openxmlformats.org/drawingml/2006/picture">
+                <pic:pic xmlns:pic="http://schemas.openxmlformats.org/drawingml/2006/picture">
+                  <pic:nvPicPr>
+                    <pic:cNvPr id="0" name="image13.png"/>
+                    <pic:cNvPicPr preferRelativeResize="0"/>
+                  </pic:nvPicPr>
+                  <pic:blipFill>
+                    <a:blip r:embed="rId7"/>
+                    <a:srcRect/>
+                    <a:stretch>
+                      <a:fillRect/>
+                    </a:stretch>
+                  </pic:blipFill>
+                  <pic:spPr>
+                    <a:xfrm>
+                      <a:off x="0" y="0"/>
+                      <a:ext cx="4681538" cy="2183217"/>
+                    </a:xfrm>
+                    <a:prstGeom prst="rect">
+                      <a:avLst/>
+                    </a:prstGeom>
                     <a:ln/>
                   </pic:spPr>
                 </pic:pic>
@@ -246,63 +300,28 @@
       </w:r>
       <w:r>
         <w:rPr>
-          <w:rtl w:val="0"/>
-        </w:rPr>
-      </w:r>
-    </w:p>
-    <w:p>
-      <w:pPr>
-        <w:spacing w:after="240" w:before="240" w:lineRule="auto"/>
-        <w:rPr>
-          <w:b w:val="1"/>
-          <w:bCs w:val="1"/>
-          <w:sz w:val="26"/>
-          <w:szCs w:val="26"/>
-        </w:rPr>
-      </w:pPr>
-      <w:r>
-        <w:rPr>
-          <w:b w:val="1"/>
-          <w:bCs w:val="1"/>
-          <w:sz w:val="26"/>
-          <w:szCs w:val="26"/>
-          <w:rtl w:val="0"/>
-        </w:rPr>
-        <w:t xml:space="preserve">Screenshots verifying successful execution in Firestore </w:t>
-      </w:r>
-    </w:p>
-    <w:p>
-      <w:pPr>
-        <w:spacing w:after="240" w:before="240" w:lineRule="auto"/>
-        <w:rPr>
-          <w:b w:val="1"/>
-          <w:bCs w:val="1"/>
-          <w:sz w:val="26"/>
-          <w:szCs w:val="26"/>
-        </w:rPr>
-      </w:pPr>
-      <w:r>
-        <w:rPr>
-          <w:b w:val="1"/>
-          <w:bCs w:val="1"/>
+          <w:b/>
+          <w:bCs/>
+          <w:noProof/>
           <w:sz w:val="26"/>
           <w:szCs w:val="26"/>
         </w:rPr>
         <w:drawing>
-          <wp:inline distB="114300" distT="114300" distL="114300" distR="114300">
-            <wp:extent cx="4681538" cy="2183217"/>
-            <wp:effectExtent b="0" l="0" r="0" t="0"/>
-            <wp:docPr id="11" name="image9.png"/>
-            <a:graphic>
+          <wp:inline distT="114300" distB="114300" distL="114300" distR="114300" wp14:anchorId="5FE44B3D" wp14:editId="54273A60">
+            <wp:extent cx="4767263" cy="1703685"/>
+            <wp:effectExtent l="0" t="0" r="0" b="0"/>
+            <wp:docPr id="14" name="image6.png"/>
+            <wp:cNvGraphicFramePr/>
+            <a:graphic xmlns:a="http://schemas.openxmlformats.org/drawingml/2006/main">
               <a:graphicData uri="http://schemas.openxmlformats.org/drawingml/2006/picture">
-                <pic:pic>
+                <pic:pic xmlns:pic="http://schemas.openxmlformats.org/drawingml/2006/picture">
                   <pic:nvPicPr>
-                    <pic:cNvPr id="0" name="image9.png"/>
+                    <pic:cNvPr id="0" name="image6.png"/>
                     <pic:cNvPicPr preferRelativeResize="0"/>
                   </pic:nvPicPr>
                   <pic:blipFill>
-                    <a:blip r:embed="rId9"/>
-                    <a:srcRect b="0" l="0" r="0" t="0"/>
+                    <a:blip r:embed="rId8"/>
+                    <a:srcRect/>
                     <a:stretch>
                       <a:fillRect/>
                     </a:stretch>
@@ -310,9 +329,11 @@
                   <pic:spPr>
                     <a:xfrm>
                       <a:off x="0" y="0"/>
-                      <a:ext cx="4681538" cy="2183217"/>
+                      <a:ext cx="4767263" cy="1703685"/>
                     </a:xfrm>
-                    <a:prstGeom prst="rect"/>
+                    <a:prstGeom prst="rect">
+                      <a:avLst/>
+                    </a:prstGeom>
                     <a:ln/>
                   </pic:spPr>
                 </pic:pic>
@@ -323,26 +344,28 @@
       </w:r>
       <w:r>
         <w:rPr>
-          <w:b w:val="1"/>
-          <w:bCs w:val="1"/>
+          <w:b/>
+          <w:bCs/>
+          <w:noProof/>
           <w:sz w:val="26"/>
           <w:szCs w:val="26"/>
         </w:rPr>
         <w:drawing>
-          <wp:inline distB="114300" distT="114300" distL="114300" distR="114300">
-            <wp:extent cx="4767263" cy="1703685"/>
-            <wp:effectExtent b="0" l="0" r="0" t="0"/>
-            <wp:docPr id="14" name="image6.png"/>
-            <a:graphic>
+          <wp:inline distT="114300" distB="114300" distL="114300" distR="114300" wp14:anchorId="7FF75F32" wp14:editId="500BF7B3">
+            <wp:extent cx="4910138" cy="2856378"/>
+            <wp:effectExtent l="0" t="0" r="0" b="0"/>
+            <wp:docPr id="2" name="image8.png"/>
+            <wp:cNvGraphicFramePr/>
+            <a:graphic xmlns:a="http://schemas.openxmlformats.org/drawingml/2006/main">
               <a:graphicData uri="http://schemas.openxmlformats.org/drawingml/2006/picture">
-                <pic:pic>
+                <pic:pic xmlns:pic="http://schemas.openxmlformats.org/drawingml/2006/picture">
                   <pic:nvPicPr>
-                    <pic:cNvPr id="0" name="image6.png"/>
+                    <pic:cNvPr id="0" name="image8.png"/>
                     <pic:cNvPicPr preferRelativeResize="0"/>
                   </pic:nvPicPr>
                   <pic:blipFill>
-                    <a:blip r:embed="rId10"/>
-                    <a:srcRect b="0" l="0" r="0" t="0"/>
+                    <a:blip r:embed="rId9"/>
+                    <a:srcRect/>
                     <a:stretch>
                       <a:fillRect/>
                     </a:stretch>
@@ -350,9 +373,11 @@
                   <pic:spPr>
                     <a:xfrm>
                       <a:off x="0" y="0"/>
-                      <a:ext cx="4767263" cy="1703685"/>
+                      <a:ext cx="4910138" cy="2856378"/>
                     </a:xfrm>
-                    <a:prstGeom prst="rect"/>
+                    <a:prstGeom prst="rect">
+                      <a:avLst/>
+                    </a:prstGeom>
                     <a:ln/>
                   </pic:spPr>
                 </pic:pic>
@@ -363,26 +388,29 @@
       </w:r>
       <w:r>
         <w:rPr>
-          <w:b w:val="1"/>
-          <w:bCs w:val="1"/>
-          <w:sz w:val="26"/>
-          <w:szCs w:val="26"/>
-        </w:rPr>
+          <w:b/>
+          <w:bCs/>
+          <w:noProof/>
+          <w:sz w:val="26"/>
+          <w:szCs w:val="26"/>
+        </w:rPr>
+        <w:lastRenderedPageBreak/>
         <w:drawing>
-          <wp:inline distB="114300" distT="114300" distL="114300" distR="114300">
-            <wp:extent cx="4910138" cy="2856378"/>
-            <wp:effectExtent b="0" l="0" r="0" t="0"/>
-            <wp:docPr id="2" name="image14.png"/>
-            <a:graphic>
+          <wp:inline distT="114300" distB="114300" distL="114300" distR="114300" wp14:anchorId="762A75A6" wp14:editId="55F06986">
+            <wp:extent cx="4595813" cy="2702986"/>
+            <wp:effectExtent l="0" t="0" r="0" b="0"/>
+            <wp:docPr id="15" name="image5.png"/>
+            <wp:cNvGraphicFramePr/>
+            <a:graphic xmlns:a="http://schemas.openxmlformats.org/drawingml/2006/main">
               <a:graphicData uri="http://schemas.openxmlformats.org/drawingml/2006/picture">
-                <pic:pic>
+                <pic:pic xmlns:pic="http://schemas.openxmlformats.org/drawingml/2006/picture">
                   <pic:nvPicPr>
-                    <pic:cNvPr id="0" name="image14.png"/>
+                    <pic:cNvPr id="0" name="image5.png"/>
                     <pic:cNvPicPr preferRelativeResize="0"/>
                   </pic:nvPicPr>
                   <pic:blipFill>
-                    <a:blip r:embed="rId11"/>
-                    <a:srcRect b="0" l="0" r="0" t="0"/>
+                    <a:blip r:embed="rId10"/>
+                    <a:srcRect/>
                     <a:stretch>
                       <a:fillRect/>
                     </a:stretch>
@@ -390,9 +418,11 @@
                   <pic:spPr>
                     <a:xfrm>
                       <a:off x="0" y="0"/>
-                      <a:ext cx="4910138" cy="2856378"/>
+                      <a:ext cx="4595813" cy="2702986"/>
                     </a:xfrm>
-                    <a:prstGeom prst="rect"/>
+                    <a:prstGeom prst="rect">
+                      <a:avLst/>
+                    </a:prstGeom>
                     <a:ln/>
                   </pic:spPr>
                 </pic:pic>
@@ -403,26 +433,28 @@
       </w:r>
       <w:r>
         <w:rPr>
-          <w:b w:val="1"/>
-          <w:bCs w:val="1"/>
+          <w:b/>
+          <w:bCs/>
+          <w:noProof/>
           <w:sz w:val="26"/>
           <w:szCs w:val="26"/>
         </w:rPr>
         <w:drawing>
-          <wp:inline distB="114300" distT="114300" distL="114300" distR="114300">
-            <wp:extent cx="4595813" cy="2702986"/>
-            <wp:effectExtent b="0" l="0" r="0" t="0"/>
-            <wp:docPr id="15" name="image3.png"/>
-            <a:graphic>
+          <wp:inline distT="114300" distB="114300" distL="114300" distR="114300" wp14:anchorId="030D1C37" wp14:editId="290017FD">
+            <wp:extent cx="5073565" cy="3341723"/>
+            <wp:effectExtent l="0" t="0" r="0" b="0"/>
+            <wp:docPr id="6" name="image3.png"/>
+            <wp:cNvGraphicFramePr/>
+            <a:graphic xmlns:a="http://schemas.openxmlformats.org/drawingml/2006/main">
               <a:graphicData uri="http://schemas.openxmlformats.org/drawingml/2006/picture">
-                <pic:pic>
+                <pic:pic xmlns:pic="http://schemas.openxmlformats.org/drawingml/2006/picture">
                   <pic:nvPicPr>
                     <pic:cNvPr id="0" name="image3.png"/>
                     <pic:cNvPicPr preferRelativeResize="0"/>
                   </pic:nvPicPr>
                   <pic:blipFill>
-                    <a:blip r:embed="rId12"/>
-                    <a:srcRect b="0" l="0" r="0" t="0"/>
+                    <a:blip r:embed="rId11"/>
+                    <a:srcRect/>
                     <a:stretch>
                       <a:fillRect/>
                     </a:stretch>
@@ -430,9 +462,11 @@
                   <pic:spPr>
                     <a:xfrm>
                       <a:off x="0" y="0"/>
-                      <a:ext cx="4595813" cy="2702986"/>
+                      <a:ext cx="5073565" cy="3341723"/>
                     </a:xfrm>
-                    <a:prstGeom prst="rect"/>
+                    <a:prstGeom prst="rect">
+                      <a:avLst/>
+                    </a:prstGeom>
                     <a:ln/>
                   </pic:spPr>
                 </pic:pic>
@@ -443,26 +477,29 @@
       </w:r>
       <w:r>
         <w:rPr>
-          <w:b w:val="1"/>
-          <w:bCs w:val="1"/>
-          <w:sz w:val="26"/>
-          <w:szCs w:val="26"/>
-        </w:rPr>
+          <w:b/>
+          <w:bCs/>
+          <w:noProof/>
+          <w:sz w:val="26"/>
+          <w:szCs w:val="26"/>
+        </w:rPr>
+        <w:lastRenderedPageBreak/>
         <w:drawing>
-          <wp:inline distB="114300" distT="114300" distL="114300" distR="114300">
-            <wp:extent cx="5073565" cy="3341723"/>
-            <wp:effectExtent b="0" l="0" r="0" t="0"/>
-            <wp:docPr id="6" name="image10.png"/>
-            <a:graphic>
+          <wp:inline distT="114300" distB="114300" distL="114300" distR="114300" wp14:anchorId="03A50C9F" wp14:editId="6DE1F3B8">
+            <wp:extent cx="5167325" cy="3138488"/>
+            <wp:effectExtent l="0" t="0" r="0" b="0"/>
+            <wp:docPr id="5" name="image14.png"/>
+            <wp:cNvGraphicFramePr/>
+            <a:graphic xmlns:a="http://schemas.openxmlformats.org/drawingml/2006/main">
               <a:graphicData uri="http://schemas.openxmlformats.org/drawingml/2006/picture">
-                <pic:pic>
+                <pic:pic xmlns:pic="http://schemas.openxmlformats.org/drawingml/2006/picture">
                   <pic:nvPicPr>
-                    <pic:cNvPr id="0" name="image10.png"/>
+                    <pic:cNvPr id="0" name="image14.png"/>
                     <pic:cNvPicPr preferRelativeResize="0"/>
                   </pic:nvPicPr>
                   <pic:blipFill>
-                    <a:blip r:embed="rId13"/>
-                    <a:srcRect b="0" l="0" r="0" t="0"/>
+                    <a:blip r:embed="rId12"/>
+                    <a:srcRect/>
                     <a:stretch>
                       <a:fillRect/>
                     </a:stretch>
@@ -470,9 +507,11 @@
                   <pic:spPr>
                     <a:xfrm>
                       <a:off x="0" y="0"/>
-                      <a:ext cx="5073565" cy="3341723"/>
+                      <a:ext cx="5167325" cy="3138488"/>
                     </a:xfrm>
-                    <a:prstGeom prst="rect"/>
+                    <a:prstGeom prst="rect">
+                      <a:avLst/>
+                    </a:prstGeom>
                     <a:ln/>
                   </pic:spPr>
                 </pic:pic>
@@ -483,26 +522,28 @@
       </w:r>
       <w:r>
         <w:rPr>
-          <w:b w:val="1"/>
-          <w:bCs w:val="1"/>
+          <w:b/>
+          <w:bCs/>
+          <w:noProof/>
           <w:sz w:val="26"/>
           <w:szCs w:val="26"/>
         </w:rPr>
         <w:drawing>
-          <wp:inline distB="114300" distT="114300" distL="114300" distR="114300">
-            <wp:extent cx="5167325" cy="3138488"/>
-            <wp:effectExtent b="0" l="0" r="0" t="0"/>
-            <wp:docPr id="5" name="image5.png"/>
-            <a:graphic>
+          <wp:inline distT="114300" distB="114300" distL="114300" distR="114300" wp14:anchorId="104FD062" wp14:editId="60FA00DD">
+            <wp:extent cx="4919663" cy="3847428"/>
+            <wp:effectExtent l="0" t="0" r="0" b="0"/>
+            <wp:docPr id="12" name="image15.png"/>
+            <wp:cNvGraphicFramePr/>
+            <a:graphic xmlns:a="http://schemas.openxmlformats.org/drawingml/2006/main">
               <a:graphicData uri="http://schemas.openxmlformats.org/drawingml/2006/picture">
-                <pic:pic>
+                <pic:pic xmlns:pic="http://schemas.openxmlformats.org/drawingml/2006/picture">
                   <pic:nvPicPr>
-                    <pic:cNvPr id="0" name="image5.png"/>
+                    <pic:cNvPr id="0" name="image15.png"/>
                     <pic:cNvPicPr preferRelativeResize="0"/>
                   </pic:nvPicPr>
                   <pic:blipFill>
-                    <a:blip r:embed="rId14"/>
-                    <a:srcRect b="0" l="0" r="0" t="0"/>
+                    <a:blip r:embed="rId13"/>
+                    <a:srcRect/>
                     <a:stretch>
                       <a:fillRect/>
                     </a:stretch>
@@ -510,9 +551,11 @@
                   <pic:spPr>
                     <a:xfrm>
                       <a:off x="0" y="0"/>
-                      <a:ext cx="5167325" cy="3138488"/>
+                      <a:ext cx="4919663" cy="3847428"/>
                     </a:xfrm>
-                    <a:prstGeom prst="rect"/>
+                    <a:prstGeom prst="rect">
+                      <a:avLst/>
+                    </a:prstGeom>
                     <a:ln/>
                   </pic:spPr>
                 </pic:pic>
@@ -523,26 +566,29 @@
       </w:r>
       <w:r>
         <w:rPr>
-          <w:b w:val="1"/>
-          <w:bCs w:val="1"/>
-          <w:sz w:val="26"/>
-          <w:szCs w:val="26"/>
-        </w:rPr>
+          <w:b/>
+          <w:bCs/>
+          <w:noProof/>
+          <w:sz w:val="26"/>
+          <w:szCs w:val="26"/>
+        </w:rPr>
+        <w:lastRenderedPageBreak/>
         <w:drawing>
-          <wp:inline distB="114300" distT="114300" distL="114300" distR="114300">
-            <wp:extent cx="4919663" cy="3847428"/>
-            <wp:effectExtent b="0" l="0" r="0" t="0"/>
-            <wp:docPr id="12" name="image4.png"/>
-            <a:graphic>
+          <wp:inline distT="114300" distB="114300" distL="114300" distR="114300" wp14:anchorId="72000024" wp14:editId="05124777">
+            <wp:extent cx="5262563" cy="3314402"/>
+            <wp:effectExtent l="0" t="0" r="0" b="0"/>
+            <wp:docPr id="13" name="image11.png"/>
+            <wp:cNvGraphicFramePr/>
+            <a:graphic xmlns:a="http://schemas.openxmlformats.org/drawingml/2006/main">
               <a:graphicData uri="http://schemas.openxmlformats.org/drawingml/2006/picture">
-                <pic:pic>
+                <pic:pic xmlns:pic="http://schemas.openxmlformats.org/drawingml/2006/picture">
                   <pic:nvPicPr>
-                    <pic:cNvPr id="0" name="image4.png"/>
+                    <pic:cNvPr id="0" name="image11.png"/>
                     <pic:cNvPicPr preferRelativeResize="0"/>
                   </pic:nvPicPr>
                   <pic:blipFill>
-                    <a:blip r:embed="rId15"/>
-                    <a:srcRect b="0" l="0" r="0" t="0"/>
+                    <a:blip r:embed="rId14"/>
+                    <a:srcRect/>
                     <a:stretch>
                       <a:fillRect/>
                     </a:stretch>
@@ -550,9 +596,11 @@
                   <pic:spPr>
                     <a:xfrm>
                       <a:off x="0" y="0"/>
-                      <a:ext cx="4919663" cy="3847428"/>
+                      <a:ext cx="5262563" cy="3314402"/>
                     </a:xfrm>
-                    <a:prstGeom prst="rect"/>
+                    <a:prstGeom prst="rect">
+                      <a:avLst/>
+                    </a:prstGeom>
                     <a:ln/>
                   </pic:spPr>
                 </pic:pic>
@@ -563,26 +611,28 @@
       </w:r>
       <w:r>
         <w:rPr>
-          <w:b w:val="1"/>
-          <w:bCs w:val="1"/>
+          <w:b/>
+          <w:bCs/>
+          <w:noProof/>
           <w:sz w:val="26"/>
           <w:szCs w:val="26"/>
         </w:rPr>
         <w:drawing>
-          <wp:inline distB="114300" distT="114300" distL="114300" distR="114300">
-            <wp:extent cx="5262563" cy="3314402"/>
-            <wp:effectExtent b="0" l="0" r="0" t="0"/>
-            <wp:docPr id="13" name="image15.png"/>
-            <a:graphic>
+          <wp:inline distT="114300" distB="114300" distL="114300" distR="114300" wp14:anchorId="294C4060" wp14:editId="6D4E79CA">
+            <wp:extent cx="4948238" cy="3528791"/>
+            <wp:effectExtent l="0" t="0" r="0" b="0"/>
+            <wp:docPr id="7" name="image10.png"/>
+            <wp:cNvGraphicFramePr/>
+            <a:graphic xmlns:a="http://schemas.openxmlformats.org/drawingml/2006/main">
               <a:graphicData uri="http://schemas.openxmlformats.org/drawingml/2006/picture">
-                <pic:pic>
+                <pic:pic xmlns:pic="http://schemas.openxmlformats.org/drawingml/2006/picture">
                   <pic:nvPicPr>
-                    <pic:cNvPr id="0" name="image15.png"/>
+                    <pic:cNvPr id="0" name="image10.png"/>
                     <pic:cNvPicPr preferRelativeResize="0"/>
                   </pic:nvPicPr>
                   <pic:blipFill>
-                    <a:blip r:embed="rId16"/>
-                    <a:srcRect b="0" l="0" r="0" t="0"/>
+                    <a:blip r:embed="rId15"/>
+                    <a:srcRect/>
                     <a:stretch>
                       <a:fillRect/>
                     </a:stretch>
@@ -590,9 +640,11 @@
                   <pic:spPr>
                     <a:xfrm>
                       <a:off x="0" y="0"/>
-                      <a:ext cx="5262563" cy="3314402"/>
+                      <a:ext cx="4948238" cy="3528791"/>
                     </a:xfrm>
-                    <a:prstGeom prst="rect"/>
+                    <a:prstGeom prst="rect">
+                      <a:avLst/>
+                    </a:prstGeom>
                     <a:ln/>
                   </pic:spPr>
                 </pic:pic>
@@ -603,26 +655,29 @@
       </w:r>
       <w:r>
         <w:rPr>
-          <w:b w:val="1"/>
-          <w:bCs w:val="1"/>
-          <w:sz w:val="26"/>
-          <w:szCs w:val="26"/>
-        </w:rPr>
+          <w:b/>
+          <w:bCs/>
+          <w:noProof/>
+          <w:sz w:val="26"/>
+          <w:szCs w:val="26"/>
+        </w:rPr>
+        <w:lastRenderedPageBreak/>
         <w:drawing>
-          <wp:inline distB="114300" distT="114300" distL="114300" distR="114300">
-            <wp:extent cx="4948238" cy="3528791"/>
-            <wp:effectExtent b="0" l="0" r="0" t="0"/>
-            <wp:docPr id="7" name="image13.png"/>
-            <a:graphic>
+          <wp:inline distT="114300" distB="114300" distL="114300" distR="114300" wp14:anchorId="76A32F31" wp14:editId="6D5671E5">
+            <wp:extent cx="5124450" cy="2662238"/>
+            <wp:effectExtent l="0" t="0" r="0" b="0"/>
+            <wp:docPr id="9" name="image4.png"/>
+            <wp:cNvGraphicFramePr/>
+            <a:graphic xmlns:a="http://schemas.openxmlformats.org/drawingml/2006/main">
               <a:graphicData uri="http://schemas.openxmlformats.org/drawingml/2006/picture">
-                <pic:pic>
+                <pic:pic xmlns:pic="http://schemas.openxmlformats.org/drawingml/2006/picture">
                   <pic:nvPicPr>
-                    <pic:cNvPr id="0" name="image13.png"/>
+                    <pic:cNvPr id="0" name="image4.png"/>
                     <pic:cNvPicPr preferRelativeResize="0"/>
                   </pic:nvPicPr>
                   <pic:blipFill>
-                    <a:blip r:embed="rId17"/>
-                    <a:srcRect b="0" l="0" r="0" t="0"/>
+                    <a:blip r:embed="rId16"/>
+                    <a:srcRect/>
                     <a:stretch>
                       <a:fillRect/>
                     </a:stretch>
@@ -630,9 +685,11 @@
                   <pic:spPr>
                     <a:xfrm>
                       <a:off x="0" y="0"/>
-                      <a:ext cx="4948238" cy="3528791"/>
+                      <a:ext cx="5124450" cy="2662238"/>
                     </a:xfrm>
-                    <a:prstGeom prst="rect"/>
+                    <a:prstGeom prst="rect">
+                      <a:avLst/>
+                    </a:prstGeom>
                     <a:ln/>
                   </pic:spPr>
                 </pic:pic>
@@ -643,26 +700,28 @@
       </w:r>
       <w:r>
         <w:rPr>
-          <w:b w:val="1"/>
-          <w:bCs w:val="1"/>
+          <w:b/>
+          <w:bCs/>
+          <w:noProof/>
           <w:sz w:val="26"/>
           <w:szCs w:val="26"/>
         </w:rPr>
         <w:drawing>
-          <wp:inline distB="114300" distT="114300" distL="114300" distR="114300">
-            <wp:extent cx="5124450" cy="2662238"/>
-            <wp:effectExtent b="0" l="0" r="0" t="0"/>
-            <wp:docPr id="9" name="image1.png"/>
-            <a:graphic>
+          <wp:inline distT="114300" distB="114300" distL="114300" distR="114300" wp14:anchorId="285C4B37" wp14:editId="77BE3B8B">
+            <wp:extent cx="4714875" cy="2233613"/>
+            <wp:effectExtent l="0" t="0" r="0" b="0"/>
+            <wp:docPr id="3" name="image2.png"/>
+            <wp:cNvGraphicFramePr/>
+            <a:graphic xmlns:a="http://schemas.openxmlformats.org/drawingml/2006/main">
               <a:graphicData uri="http://schemas.openxmlformats.org/drawingml/2006/picture">
-                <pic:pic>
+                <pic:pic xmlns:pic="http://schemas.openxmlformats.org/drawingml/2006/picture">
                   <pic:nvPicPr>
-                    <pic:cNvPr id="0" name="image1.png"/>
+                    <pic:cNvPr id="0" name="image2.png"/>
                     <pic:cNvPicPr preferRelativeResize="0"/>
                   </pic:nvPicPr>
                   <pic:blipFill>
-                    <a:blip r:embed="rId18"/>
-                    <a:srcRect b="0" l="0" r="0" t="0"/>
+                    <a:blip r:embed="rId17"/>
+                    <a:srcRect/>
                     <a:stretch>
                       <a:fillRect/>
                     </a:stretch>
@@ -670,9 +729,11 @@
                   <pic:spPr>
                     <a:xfrm>
                       <a:off x="0" y="0"/>
-                      <a:ext cx="5124450" cy="2662238"/>
+                      <a:ext cx="4714875" cy="2233613"/>
                     </a:xfrm>
-                    <a:prstGeom prst="rect"/>
+                    <a:prstGeom prst="rect">
+                      <a:avLst/>
+                    </a:prstGeom>
                     <a:ln/>
                   </pic:spPr>
                 </pic:pic>
@@ -683,66 +744,28 @@
       </w:r>
       <w:r>
         <w:rPr>
-          <w:b w:val="1"/>
-          <w:bCs w:val="1"/>
+          <w:b/>
+          <w:bCs/>
+          <w:noProof/>
           <w:sz w:val="26"/>
           <w:szCs w:val="26"/>
         </w:rPr>
         <w:drawing>
-          <wp:inline distB="114300" distT="114300" distL="114300" distR="114300">
-            <wp:extent cx="4714875" cy="2233613"/>
-            <wp:effectExtent b="0" l="0" r="0" t="0"/>
-            <wp:docPr id="3" name="image2.png"/>
-            <a:graphic>
+          <wp:inline distT="114300" distB="114300" distL="114300" distR="114300" wp14:anchorId="57FF3709" wp14:editId="74EF31B4">
+            <wp:extent cx="5943600" cy="2692400"/>
+            <wp:effectExtent l="0" t="0" r="0" b="0"/>
+            <wp:docPr id="1" name="image1.png"/>
+            <wp:cNvGraphicFramePr/>
+            <a:graphic xmlns:a="http://schemas.openxmlformats.org/drawingml/2006/main">
               <a:graphicData uri="http://schemas.openxmlformats.org/drawingml/2006/picture">
-                <pic:pic>
+                <pic:pic xmlns:pic="http://schemas.openxmlformats.org/drawingml/2006/picture">
                   <pic:nvPicPr>
-                    <pic:cNvPr id="0" name="image2.png"/>
+                    <pic:cNvPr id="0" name="image1.png"/>
                     <pic:cNvPicPr preferRelativeResize="0"/>
                   </pic:nvPicPr>
                   <pic:blipFill>
-                    <a:blip r:embed="rId19"/>
-                    <a:srcRect b="0" l="0" r="0" t="0"/>
-                    <a:stretch>
-                      <a:fillRect/>
-                    </a:stretch>
-                  </pic:blipFill>
-                  <pic:spPr>
-                    <a:xfrm>
-                      <a:off x="0" y="0"/>
-                      <a:ext cx="4714875" cy="2233613"/>
-                    </a:xfrm>
-                    <a:prstGeom prst="rect"/>
-                    <a:ln/>
-                  </pic:spPr>
-                </pic:pic>
-              </a:graphicData>
-            </a:graphic>
-          </wp:inline>
-        </w:drawing>
-      </w:r>
-      <w:r>
-        <w:rPr>
-          <w:b w:val="1"/>
-          <w:bCs w:val="1"/>
-          <w:sz w:val="26"/>
-          <w:szCs w:val="26"/>
-        </w:rPr>
-        <w:drawing>
-          <wp:inline distB="114300" distT="114300" distL="114300" distR="114300">
-            <wp:extent cx="5943600" cy="2692400"/>
-            <wp:effectExtent b="0" l="0" r="0" t="0"/>
-            <wp:docPr id="1" name="image12.png"/>
-            <a:graphic>
-              <a:graphicData uri="http://schemas.openxmlformats.org/drawingml/2006/picture">
-                <pic:pic>
-                  <pic:nvPicPr>
-                    <pic:cNvPr id="0" name="image12.png"/>
-                    <pic:cNvPicPr preferRelativeResize="0"/>
-                  </pic:nvPicPr>
-                  <pic:blipFill>
-                    <a:blip r:embed="rId20"/>
-                    <a:srcRect b="0" l="0" r="0" t="0"/>
+                    <a:blip r:embed="rId18"/>
+                    <a:srcRect/>
                     <a:stretch>
                       <a:fillRect/>
                     </a:stretch>
@@ -752,7 +775,9 @@
                       <a:off x="0" y="0"/>
                       <a:ext cx="5943600" cy="2692400"/>
                     </a:xfrm>
-                    <a:prstGeom prst="rect"/>
+                    <a:prstGeom prst="rect">
+                      <a:avLst/>
+                    </a:prstGeom>
                     <a:ln/>
                   </pic:spPr>
                 </pic:pic>
@@ -761,478 +786,334 @@
           </wp:inline>
         </w:drawing>
       </w:r>
-      <w:r>
-        <w:rPr>
-          <w:rtl w:val="0"/>
-        </w:rPr>
-      </w:r>
     </w:p>
     <w:p>
       <w:pPr>
-        <w:spacing w:after="240" w:before="240" w:lineRule="auto"/>
-        <w:rPr>
-          <w:b w:val="1"/>
-          <w:bCs w:val="1"/>
+        <w:spacing w:before="240" w:after="240"/>
+        <w:rPr>
+          <w:b/>
+          <w:bCs/>
           <w:sz w:val="24"/>
           <w:szCs w:val="24"/>
         </w:rPr>
       </w:pPr>
-      <w:r>
-        <w:rPr>
-          <w:rtl w:val="0"/>
-        </w:rPr>
-      </w:r>
     </w:p>
     <w:p>
       <w:pPr>
-        <w:spacing w:after="240" w:before="240" w:lineRule="auto"/>
-        <w:rPr>
-          <w:b w:val="1"/>
-          <w:bCs w:val="1"/>
+        <w:spacing w:before="240" w:after="240"/>
+        <w:rPr>
+          <w:b/>
+          <w:bCs/>
           <w:sz w:val="24"/>
           <w:szCs w:val="24"/>
         </w:rPr>
       </w:pPr>
       <w:r>
         <w:rPr>
-          <w:b w:val="1"/>
-          <w:bCs w:val="1"/>
+          <w:b/>
+          <w:bCs/>
           <w:sz w:val="24"/>
           <w:szCs w:val="24"/>
-          <w:rtl w:val="0"/>
-        </w:rPr>
+        </w:rPr>
+        <w:lastRenderedPageBreak/>
         <w:t xml:space="preserve">Team Contributions </w:t>
       </w:r>
     </w:p>
     <w:tbl>
       <w:tblPr>
-        <w:tblStyle w:val="Table1"/>
-        <w:tblW w:w="9360.0" w:type="dxa"/>
-        <w:jc w:val="left"/>
+        <w:tblStyle w:val="a"/>
+        <w:tblW w:w="9360" w:type="dxa"/>
+        <w:tblInd w:w="0" w:type="dxa"/>
         <w:tblBorders>
-          <w:top w:color="000000" w:space="0" w:sz="8" w:val="single"/>
-          <w:left w:color="000000" w:space="0" w:sz="8" w:val="single"/>
-          <w:bottom w:color="000000" w:space="0" w:sz="8" w:val="single"/>
-          <w:right w:color="000000" w:space="0" w:sz="8" w:val="single"/>
-          <w:insideH w:color="000000" w:space="0" w:sz="8" w:val="single"/>
-          <w:insideV w:color="000000" w:space="0" w:sz="8" w:val="single"/>
+          <w:top w:val="single" w:sz="8" w:space="0" w:color="000000"/>
+          <w:left w:val="single" w:sz="8" w:space="0" w:color="000000"/>
+          <w:bottom w:val="single" w:sz="8" w:space="0" w:color="000000"/>
+          <w:right w:val="single" w:sz="8" w:space="0" w:color="000000"/>
+          <w:insideH w:val="single" w:sz="8" w:space="0" w:color="000000"/>
+          <w:insideV w:val="single" w:sz="8" w:space="0" w:color="000000"/>
         </w:tblBorders>
         <w:tblLayout w:type="fixed"/>
-        <w:tblLook w:val="0600"/>
+        <w:tblLook w:val="0600" w:firstRow="0" w:lastRow="0" w:firstColumn="0" w:lastColumn="0" w:noHBand="1" w:noVBand="1"/>
       </w:tblPr>
       <w:tblGrid>
         <w:gridCol w:w="4680"/>
         <w:gridCol w:w="4680"/>
-        <w:tblGridChange w:id="0">
-          <w:tblGrid>
-            <w:gridCol w:w="4680"/>
-            <w:gridCol w:w="4680"/>
-          </w:tblGrid>
-        </w:tblGridChange>
       </w:tblGrid>
       <w:tr>
-        <w:trPr>
-          <w:cantSplit w:val="0"/>
-          <w:tblHeader w:val="0"/>
-        </w:trPr>
         <w:tc>
           <w:tcPr>
-            <w:shd w:fill="auto" w:val="clear"/>
+            <w:tcW w:w="4680" w:type="dxa"/>
             <w:tcMar>
-              <w:top w:w="100.0" w:type="dxa"/>
-              <w:left w:w="100.0" w:type="dxa"/>
-              <w:bottom w:w="100.0" w:type="dxa"/>
-              <w:right w:w="100.0" w:type="dxa"/>
+              <w:top w:w="100" w:type="dxa"/>
+              <w:left w:w="100" w:type="dxa"/>
+              <w:bottom w:w="100" w:type="dxa"/>
+              <w:right w:w="100" w:type="dxa"/>
             </w:tcMar>
-            <w:vAlign w:val="top"/>
           </w:tcPr>
           <w:p>
             <w:pPr>
-              <w:keepNext w:val="0"/>
-              <w:keepLines w:val="0"/>
-              <w:pageBreakBefore w:val="0"/>
               <w:widowControl w:val="0"/>
               <w:pBdr>
-                <w:top w:space="0" w:sz="0" w:val="nil"/>
-                <w:left w:space="0" w:sz="0" w:val="nil"/>
-                <w:bottom w:space="0" w:sz="0" w:val="nil"/>
-                <w:right w:space="0" w:sz="0" w:val="nil"/>
-                <w:between w:space="0" w:sz="0" w:val="nil"/>
+                <w:top w:val="nil"/>
+                <w:left w:val="nil"/>
+                <w:bottom w:val="nil"/>
+                <w:right w:val="nil"/>
+                <w:between w:val="nil"/>
               </w:pBdr>
-              <w:shd w:fill="auto" w:val="clear"/>
-              <w:spacing w:after="0" w:before="0" w:line="240" w:lineRule="auto"/>
-              <w:ind w:left="0" w:right="0" w:firstLine="0"/>
+              <w:spacing w:line="240" w:lineRule="auto"/>
               <w:jc w:val="center"/>
-              <w:rPr/>
             </w:pPr>
             <w:r>
-              <w:rPr>
-                <w:rtl w:val="0"/>
-              </w:rPr>
-              <w:t xml:space="preserve">Team Member</w:t>
+              <w:t>Team Member</w:t>
             </w:r>
           </w:p>
         </w:tc>
         <w:tc>
           <w:tcPr>
-            <w:shd w:fill="auto" w:val="clear"/>
+            <w:tcW w:w="4680" w:type="dxa"/>
             <w:tcMar>
-              <w:top w:w="100.0" w:type="dxa"/>
-              <w:left w:w="100.0" w:type="dxa"/>
-              <w:bottom w:w="100.0" w:type="dxa"/>
-              <w:right w:w="100.0" w:type="dxa"/>
+              <w:top w:w="100" w:type="dxa"/>
+              <w:left w:w="100" w:type="dxa"/>
+              <w:bottom w:w="100" w:type="dxa"/>
+              <w:right w:w="100" w:type="dxa"/>
             </w:tcMar>
-            <w:vAlign w:val="top"/>
           </w:tcPr>
           <w:p>
             <w:pPr>
-              <w:keepNext w:val="0"/>
-              <w:keepLines w:val="0"/>
-              <w:pageBreakBefore w:val="0"/>
               <w:widowControl w:val="0"/>
               <w:pBdr>
-                <w:top w:space="0" w:sz="0" w:val="nil"/>
-                <w:left w:space="0" w:sz="0" w:val="nil"/>
-                <w:bottom w:space="0" w:sz="0" w:val="nil"/>
-                <w:right w:space="0" w:sz="0" w:val="nil"/>
-                <w:between w:space="0" w:sz="0" w:val="nil"/>
+                <w:top w:val="nil"/>
+                <w:left w:val="nil"/>
+                <w:bottom w:val="nil"/>
+                <w:right w:val="nil"/>
+                <w:between w:val="nil"/>
               </w:pBdr>
-              <w:shd w:fill="auto" w:val="clear"/>
-              <w:spacing w:after="0" w:before="0" w:line="240" w:lineRule="auto"/>
-              <w:ind w:left="0" w:right="0" w:firstLine="0"/>
+              <w:spacing w:line="240" w:lineRule="auto"/>
               <w:jc w:val="center"/>
-              <w:rPr/>
             </w:pPr>
             <w:r>
-              <w:rPr>
-                <w:rtl w:val="0"/>
-              </w:rPr>
-              <w:t xml:space="preserve">Contribution</w:t>
+              <w:t>Contribution</w:t>
             </w:r>
           </w:p>
         </w:tc>
       </w:tr>
       <w:tr>
-        <w:trPr>
-          <w:cantSplit w:val="0"/>
-          <w:tblHeader w:val="0"/>
-        </w:trPr>
         <w:tc>
           <w:tcPr>
-            <w:shd w:fill="auto" w:val="clear"/>
+            <w:tcW w:w="4680" w:type="dxa"/>
             <w:tcMar>
-              <w:top w:w="100.0" w:type="dxa"/>
-              <w:left w:w="100.0" w:type="dxa"/>
-              <w:bottom w:w="100.0" w:type="dxa"/>
-              <w:right w:w="100.0" w:type="dxa"/>
+              <w:top w:w="100" w:type="dxa"/>
+              <w:left w:w="100" w:type="dxa"/>
+              <w:bottom w:w="100" w:type="dxa"/>
+              <w:right w:w="100" w:type="dxa"/>
             </w:tcMar>
-            <w:vAlign w:val="top"/>
           </w:tcPr>
           <w:p>
             <w:pPr>
-              <w:keepNext w:val="0"/>
-              <w:keepLines w:val="0"/>
-              <w:pageBreakBefore w:val="0"/>
               <w:widowControl w:val="0"/>
               <w:pBdr>
-                <w:top w:space="0" w:sz="0" w:val="nil"/>
-                <w:left w:space="0" w:sz="0" w:val="nil"/>
-                <w:bottom w:space="0" w:sz="0" w:val="nil"/>
-                <w:right w:space="0" w:sz="0" w:val="nil"/>
-                <w:between w:space="0" w:sz="0" w:val="nil"/>
+                <w:top w:val="nil"/>
+                <w:left w:val="nil"/>
+                <w:bottom w:val="nil"/>
+                <w:right w:val="nil"/>
+                <w:between w:val="nil"/>
               </w:pBdr>
-              <w:shd w:fill="auto" w:val="clear"/>
-              <w:spacing w:after="0" w:before="0" w:line="240" w:lineRule="auto"/>
-              <w:ind w:left="0" w:right="0" w:firstLine="0"/>
-              <w:jc w:val="left"/>
-              <w:rPr/>
+              <w:spacing w:line="240" w:lineRule="auto"/>
             </w:pPr>
             <w:r>
-              <w:rPr>
-                <w:rtl w:val="0"/>
-              </w:rPr>
-              <w:t xml:space="preserve">Saihaj</w:t>
+              <w:t>Saihaj</w:t>
             </w:r>
           </w:p>
         </w:tc>
         <w:tc>
           <w:tcPr>
-            <w:shd w:fill="auto" w:val="clear"/>
+            <w:tcW w:w="4680" w:type="dxa"/>
             <w:tcMar>
-              <w:top w:w="100.0" w:type="dxa"/>
-              <w:left w:w="100.0" w:type="dxa"/>
-              <w:bottom w:w="100.0" w:type="dxa"/>
-              <w:right w:w="100.0" w:type="dxa"/>
+              <w:top w:w="100" w:type="dxa"/>
+              <w:left w:w="100" w:type="dxa"/>
+              <w:bottom w:w="100" w:type="dxa"/>
+              <w:right w:w="100" w:type="dxa"/>
             </w:tcMar>
-            <w:vAlign w:val="top"/>
           </w:tcPr>
           <w:p>
             <w:pPr>
-              <w:keepNext w:val="0"/>
-              <w:keepLines w:val="0"/>
-              <w:pageBreakBefore w:val="0"/>
               <w:widowControl w:val="0"/>
               <w:pBdr>
-                <w:top w:space="0" w:sz="0" w:val="nil"/>
-                <w:left w:space="0" w:sz="0" w:val="nil"/>
-                <w:bottom w:space="0" w:sz="0" w:val="nil"/>
-                <w:right w:space="0" w:sz="0" w:val="nil"/>
-                <w:between w:space="0" w:sz="0" w:val="nil"/>
+                <w:top w:val="nil"/>
+                <w:left w:val="nil"/>
+                <w:bottom w:val="nil"/>
+                <w:right w:val="nil"/>
+                <w:between w:val="nil"/>
               </w:pBdr>
-              <w:shd w:fill="auto" w:val="clear"/>
-              <w:spacing w:after="0" w:before="0" w:line="240" w:lineRule="auto"/>
-              <w:ind w:left="0" w:right="0" w:firstLine="0"/>
-              <w:jc w:val="left"/>
-              <w:rPr/>
+              <w:spacing w:line="240" w:lineRule="auto"/>
+            </w:pPr>
+          </w:p>
+        </w:tc>
+      </w:tr>
+      <w:tr>
+        <w:tc>
+          <w:tcPr>
+            <w:tcW w:w="4680" w:type="dxa"/>
+            <w:tcMar>
+              <w:top w:w="100" w:type="dxa"/>
+              <w:left w:w="100" w:type="dxa"/>
+              <w:bottom w:w="100" w:type="dxa"/>
+              <w:right w:w="100" w:type="dxa"/>
+            </w:tcMar>
+          </w:tcPr>
+          <w:p>
+            <w:pPr>
+              <w:widowControl w:val="0"/>
+              <w:pBdr>
+                <w:top w:val="nil"/>
+                <w:left w:val="nil"/>
+                <w:bottom w:val="nil"/>
+                <w:right w:val="nil"/>
+                <w:between w:val="nil"/>
+              </w:pBdr>
+              <w:spacing w:line="240" w:lineRule="auto"/>
             </w:pPr>
             <w:r>
-              <w:rPr>
-                <w:rtl w:val="0"/>
-              </w:rPr>
+              <w:t>Kyle</w:t>
+            </w:r>
+          </w:p>
+        </w:tc>
+        <w:tc>
+          <w:tcPr>
+            <w:tcW w:w="4680" w:type="dxa"/>
+            <w:tcMar>
+              <w:top w:w="100" w:type="dxa"/>
+              <w:left w:w="100" w:type="dxa"/>
+              <w:bottom w:w="100" w:type="dxa"/>
+              <w:right w:w="100" w:type="dxa"/>
+            </w:tcMar>
+          </w:tcPr>
+          <w:p>
+            <w:pPr>
+              <w:widowControl w:val="0"/>
+              <w:pBdr>
+                <w:top w:val="nil"/>
+                <w:left w:val="nil"/>
+                <w:bottom w:val="nil"/>
+                <w:right w:val="nil"/>
+                <w:between w:val="nil"/>
+              </w:pBdr>
+              <w:spacing w:line="240" w:lineRule="auto"/>
+            </w:pPr>
+            <w:r>
+              <w:t>Assisted with section 4 and Prepared the implementation report.</w:t>
             </w:r>
           </w:p>
         </w:tc>
       </w:tr>
       <w:tr>
-        <w:trPr>
-          <w:cantSplit w:val="0"/>
-          <w:tblHeader w:val="0"/>
-        </w:trPr>
         <w:tc>
           <w:tcPr>
-            <w:shd w:fill="auto" w:val="clear"/>
+            <w:tcW w:w="4680" w:type="dxa"/>
             <w:tcMar>
-              <w:top w:w="100.0" w:type="dxa"/>
-              <w:left w:w="100.0" w:type="dxa"/>
-              <w:bottom w:w="100.0" w:type="dxa"/>
-              <w:right w:w="100.0" w:type="dxa"/>
+              <w:top w:w="100" w:type="dxa"/>
+              <w:left w:w="100" w:type="dxa"/>
+              <w:bottom w:w="100" w:type="dxa"/>
+              <w:right w:w="100" w:type="dxa"/>
             </w:tcMar>
-            <w:vAlign w:val="top"/>
           </w:tcPr>
           <w:p>
             <w:pPr>
-              <w:keepNext w:val="0"/>
-              <w:keepLines w:val="0"/>
-              <w:pageBreakBefore w:val="0"/>
               <w:widowControl w:val="0"/>
               <w:pBdr>
-                <w:top w:space="0" w:sz="0" w:val="nil"/>
-                <w:left w:space="0" w:sz="0" w:val="nil"/>
-                <w:bottom w:space="0" w:sz="0" w:val="nil"/>
-                <w:right w:space="0" w:sz="0" w:val="nil"/>
-                <w:between w:space="0" w:sz="0" w:val="nil"/>
+                <w:top w:val="nil"/>
+                <w:left w:val="nil"/>
+                <w:bottom w:val="nil"/>
+                <w:right w:val="nil"/>
+                <w:between w:val="nil"/>
               </w:pBdr>
-              <w:shd w:fill="auto" w:val="clear"/>
-              <w:spacing w:after="0" w:before="0" w:line="240" w:lineRule="auto"/>
-              <w:ind w:left="0" w:right="0" w:firstLine="0"/>
-              <w:jc w:val="left"/>
-              <w:rPr/>
+              <w:spacing w:line="240" w:lineRule="auto"/>
             </w:pPr>
             <w:r>
-              <w:rPr>
-                <w:rtl w:val="0"/>
-              </w:rPr>
-              <w:t xml:space="preserve">Kyle</w:t>
+              <w:t>Vivek</w:t>
             </w:r>
           </w:p>
         </w:tc>
         <w:tc>
           <w:tcPr>
-            <w:shd w:fill="auto" w:val="clear"/>
+            <w:tcW w:w="4680" w:type="dxa"/>
             <w:tcMar>
-              <w:top w:w="100.0" w:type="dxa"/>
-              <w:left w:w="100.0" w:type="dxa"/>
-              <w:bottom w:w="100.0" w:type="dxa"/>
-              <w:right w:w="100.0" w:type="dxa"/>
+              <w:top w:w="100" w:type="dxa"/>
+              <w:left w:w="100" w:type="dxa"/>
+              <w:bottom w:w="100" w:type="dxa"/>
+              <w:right w:w="100" w:type="dxa"/>
             </w:tcMar>
-            <w:vAlign w:val="top"/>
           </w:tcPr>
           <w:p>
             <w:pPr>
-              <w:keepNext w:val="0"/>
-              <w:keepLines w:val="0"/>
-              <w:pageBreakBefore w:val="0"/>
               <w:widowControl w:val="0"/>
               <w:pBdr>
-                <w:top w:space="0" w:sz="0" w:val="nil"/>
-                <w:left w:space="0" w:sz="0" w:val="nil"/>
-                <w:bottom w:space="0" w:sz="0" w:val="nil"/>
-                <w:right w:space="0" w:sz="0" w:val="nil"/>
-                <w:between w:space="0" w:sz="0" w:val="nil"/>
+                <w:top w:val="nil"/>
+                <w:left w:val="nil"/>
+                <w:bottom w:val="nil"/>
+                <w:right w:val="nil"/>
+                <w:between w:val="nil"/>
               </w:pBdr>
-              <w:shd w:fill="auto" w:val="clear"/>
-              <w:spacing w:after="0" w:before="0" w:line="240" w:lineRule="auto"/>
-              <w:ind w:left="0" w:right="0" w:firstLine="0"/>
-              <w:jc w:val="left"/>
-              <w:rPr/>
+              <w:spacing w:line="240" w:lineRule="auto"/>
             </w:pPr>
-            <w:r>
-              <w:rPr>
-                <w:rtl w:val="0"/>
-              </w:rPr>
-              <w:t xml:space="preserve">Assisted with section 4 and Prepared the implementation report.</w:t>
-            </w:r>
           </w:p>
         </w:tc>
       </w:tr>
       <w:tr>
-        <w:trPr>
-          <w:cantSplit w:val="0"/>
-          <w:tblHeader w:val="0"/>
-        </w:trPr>
         <w:tc>
           <w:tcPr>
-            <w:shd w:fill="auto" w:val="clear"/>
+            <w:tcW w:w="4680" w:type="dxa"/>
             <w:tcMar>
-              <w:top w:w="100.0" w:type="dxa"/>
-              <w:left w:w="100.0" w:type="dxa"/>
-              <w:bottom w:w="100.0" w:type="dxa"/>
-              <w:right w:w="100.0" w:type="dxa"/>
+              <w:top w:w="100" w:type="dxa"/>
+              <w:left w:w="100" w:type="dxa"/>
+              <w:bottom w:w="100" w:type="dxa"/>
+              <w:right w:w="100" w:type="dxa"/>
             </w:tcMar>
-            <w:vAlign w:val="top"/>
           </w:tcPr>
           <w:p>
             <w:pPr>
-              <w:keepNext w:val="0"/>
-              <w:keepLines w:val="0"/>
-              <w:pageBreakBefore w:val="0"/>
               <w:widowControl w:val="0"/>
               <w:pBdr>
-                <w:top w:space="0" w:sz="0" w:val="nil"/>
-                <w:left w:space="0" w:sz="0" w:val="nil"/>
-                <w:bottom w:space="0" w:sz="0" w:val="nil"/>
-                <w:right w:space="0" w:sz="0" w:val="nil"/>
-                <w:between w:space="0" w:sz="0" w:val="nil"/>
+                <w:top w:val="nil"/>
+                <w:left w:val="nil"/>
+                <w:bottom w:val="nil"/>
+                <w:right w:val="nil"/>
+                <w:between w:val="nil"/>
               </w:pBdr>
-              <w:shd w:fill="auto" w:val="clear"/>
-              <w:spacing w:after="0" w:before="0" w:line="240" w:lineRule="auto"/>
-              <w:ind w:left="0" w:right="0" w:firstLine="0"/>
-              <w:jc w:val="left"/>
-              <w:rPr/>
+              <w:spacing w:line="240" w:lineRule="auto"/>
             </w:pPr>
             <w:r>
-              <w:rPr>
-                <w:rtl w:val="0"/>
-              </w:rPr>
-              <w:t xml:space="preserve">Vivek</w:t>
+              <w:t>Nathan</w:t>
             </w:r>
           </w:p>
         </w:tc>
         <w:tc>
           <w:tcPr>
-            <w:shd w:fill="auto" w:val="clear"/>
+            <w:tcW w:w="4680" w:type="dxa"/>
             <w:tcMar>
-              <w:top w:w="100.0" w:type="dxa"/>
-              <w:left w:w="100.0" w:type="dxa"/>
-              <w:bottom w:w="100.0" w:type="dxa"/>
-              <w:right w:w="100.0" w:type="dxa"/>
+              <w:top w:w="100" w:type="dxa"/>
+              <w:left w:w="100" w:type="dxa"/>
+              <w:bottom w:w="100" w:type="dxa"/>
+              <w:right w:w="100" w:type="dxa"/>
             </w:tcMar>
-            <w:vAlign w:val="top"/>
           </w:tcPr>
           <w:p>
             <w:pPr>
-              <w:keepNext w:val="0"/>
-              <w:keepLines w:val="0"/>
-              <w:pageBreakBefore w:val="0"/>
               <w:widowControl w:val="0"/>
               <w:pBdr>
-                <w:top w:space="0" w:sz="0" w:val="nil"/>
-                <w:left w:space="0" w:sz="0" w:val="nil"/>
-                <w:bottom w:space="0" w:sz="0" w:val="nil"/>
-                <w:right w:space="0" w:sz="0" w:val="nil"/>
-                <w:between w:space="0" w:sz="0" w:val="nil"/>
+                <w:top w:val="nil"/>
+                <w:left w:val="nil"/>
+                <w:bottom w:val="nil"/>
+                <w:right w:val="nil"/>
+                <w:between w:val="nil"/>
               </w:pBdr>
-              <w:shd w:fill="auto" w:val="clear"/>
-              <w:spacing w:after="0" w:before="0" w:line="240" w:lineRule="auto"/>
-              <w:ind w:left="0" w:right="0" w:firstLine="0"/>
-              <w:jc w:val="left"/>
-              <w:rPr/>
+              <w:spacing w:line="240" w:lineRule="auto"/>
             </w:pPr>
             <w:r>
-              <w:rPr>
-                <w:rtl w:val="0"/>
-              </w:rPr>
+              <w:t>Completed parts 5, 8 and 9. Managed the repo</w:t>
             </w:r>
-          </w:p>
-        </w:tc>
-      </w:tr>
-      <w:tr>
-        <w:trPr>
-          <w:cantSplit w:val="0"/>
-          <w:tblHeader w:val="0"/>
-        </w:trPr>
-        <w:tc>
-          <w:tcPr>
-            <w:shd w:fill="auto" w:val="clear"/>
-            <w:tcMar>
-              <w:top w:w="100.0" w:type="dxa"/>
-              <w:left w:w="100.0" w:type="dxa"/>
-              <w:bottom w:w="100.0" w:type="dxa"/>
-              <w:right w:w="100.0" w:type="dxa"/>
-            </w:tcMar>
-            <w:vAlign w:val="top"/>
-          </w:tcPr>
-          <w:p>
-            <w:pPr>
-              <w:keepNext w:val="0"/>
-              <w:keepLines w:val="0"/>
-              <w:pageBreakBefore w:val="0"/>
-              <w:widowControl w:val="0"/>
-              <w:pBdr>
-                <w:top w:space="0" w:sz="0" w:val="nil"/>
-                <w:left w:space="0" w:sz="0" w:val="nil"/>
-                <w:bottom w:space="0" w:sz="0" w:val="nil"/>
-                <w:right w:space="0" w:sz="0" w:val="nil"/>
-                <w:between w:space="0" w:sz="0" w:val="nil"/>
-              </w:pBdr>
-              <w:shd w:fill="auto" w:val="clear"/>
-              <w:spacing w:after="0" w:before="0" w:line="240" w:lineRule="auto"/>
-              <w:ind w:left="0" w:right="0" w:firstLine="0"/>
-              <w:jc w:val="left"/>
-              <w:rPr/>
-            </w:pPr>
             <w:r>
-              <w:rPr>
-                <w:rtl w:val="0"/>
-              </w:rPr>
-              <w:t xml:space="preserve">Nathan</w:t>
-            </w:r>
-          </w:p>
-        </w:tc>
-        <w:tc>
-          <w:tcPr>
-            <w:shd w:fill="auto" w:val="clear"/>
-            <w:tcMar>
-              <w:top w:w="100.0" w:type="dxa"/>
-              <w:left w:w="100.0" w:type="dxa"/>
-              <w:bottom w:w="100.0" w:type="dxa"/>
-              <w:right w:w="100.0" w:type="dxa"/>
-            </w:tcMar>
-            <w:vAlign w:val="top"/>
-          </w:tcPr>
-          <w:p>
-            <w:pPr>
-              <w:keepNext w:val="0"/>
-              <w:keepLines w:val="0"/>
-              <w:pageBreakBefore w:val="0"/>
-              <w:widowControl w:val="0"/>
-              <w:pBdr>
-                <w:top w:space="0" w:sz="0" w:val="nil"/>
-                <w:left w:space="0" w:sz="0" w:val="nil"/>
-                <w:bottom w:space="0" w:sz="0" w:val="nil"/>
-                <w:right w:space="0" w:sz="0" w:val="nil"/>
-                <w:between w:space="0" w:sz="0" w:val="nil"/>
-              </w:pBdr>
-              <w:shd w:fill="auto" w:val="clear"/>
-              <w:spacing w:after="0" w:before="0" w:line="240" w:lineRule="auto"/>
-              <w:ind w:left="0" w:right="0" w:firstLine="0"/>
-              <w:jc w:val="left"/>
-              <w:rPr/>
-            </w:pPr>
-            <w:r>
-              <w:rPr>
-                <w:rtl w:val="0"/>
-              </w:rPr>
+              <w:t>.</w:t>
             </w:r>
           </w:p>
         </w:tc>
@@ -1240,47 +1121,29 @@
     </w:tbl>
     <w:p>
       <w:pPr>
-        <w:spacing w:after="240" w:before="240" w:lineRule="auto"/>
-        <w:rPr/>
+        <w:spacing w:before="240" w:after="240"/>
       </w:pPr>
-      <w:r>
-        <w:rPr>
-          <w:rtl w:val="0"/>
-        </w:rPr>
-      </w:r>
     </w:p>
-    <w:p>
-      <w:pPr>
-        <w:rPr/>
-      </w:pPr>
-      <w:r>
-        <w:rPr>
-          <w:rtl w:val="0"/>
-        </w:rPr>
-      </w:r>
-    </w:p>
+    <w:p/>
     <w:sectPr>
-      <w:pgSz w:h="15840" w:w="12240" w:orient="portrait"/>
-      <w:pgMar w:bottom="1440" w:top="1440" w:left="1440" w:right="1440" w:header="720" w:footer="720"/>
+      <w:pgSz w:w="12240" w:h="15840"/>
+      <w:pgMar w:top="1440" w:right="1440" w:bottom="1440" w:left="1440" w:header="720" w:footer="720" w:gutter="0"/>
       <w:pgNumType w:start="1"/>
+      <w:cols w:space="720"/>
     </w:sectPr>
   </w:body>
 </w:document>
 </file>
 
-<file path=word/numbering.xml><?xml version="1.0" encoding="utf-8"?>
-<w:numbering xmlns:mc="http://schemas.openxmlformats.org/markup-compatibility/2006" xmlns:o="urn:schemas-microsoft-com:office:office" xmlns:r="http://schemas.openxmlformats.org/officeDocument/2006/relationships" xmlns:m="http://schemas.openxmlformats.org/officeDocument/2006/math" xmlns:v="urn:schemas-microsoft-com:vml" xmlns:wp="http://schemas.openxmlformats.org/drawingml/2006/wordprocessingDrawing" xmlns:w10="urn:schemas-microsoft-com:office:word" xmlns:w="http://schemas.openxmlformats.org/wordprocessingml/2006/main" xmlns:wne="http://schemas.microsoft.com/office/word/2006/wordml" xmlns:sl="http://schemas.openxmlformats.org/schemaLibrary/2006/main" xmlns:a="http://schemas.openxmlformats.org/drawingml/2006/main" xmlns:pic="http://schemas.openxmlformats.org/drawingml/2006/picture" xmlns:c="http://schemas.openxmlformats.org/drawingml/2006/chart" xmlns:lc="http://schemas.openxmlformats.org/drawingml/2006/lockedCanvas" xmlns:dgm="http://schemas.openxmlformats.org/drawingml/2006/diagram" xmlns:wps="http://schemas.microsoft.com/office/word/2010/wordprocessingShape" xmlns:wpg="http://schemas.microsoft.com/office/word/2010/wordprocessingGroup" xmlns:w14="http://schemas.microsoft.com/office/word/2010/wordml" xmlns:w15="http://schemas.microsoft.com/office/word/2012/wordml" xmlns:w16="http://schemas.microsoft.com/office/word/2018/wordml" xmlns:w16cex="http://schemas.microsoft.com/office/word/2018/wordml/cex" xmlns:w16cid="http://schemas.microsoft.com/office/word/2016/wordml/cid" xmlns="http://schemas.microsoft.com/office/tasks/2019/documenttasks" xmlns:cr="http://schemas.microsoft.com/office/comments/2020/reactions"/>
-</file>
-
 <file path=word/styles.xml><?xml version="1.0" encoding="utf-8"?>
-<w:styles xmlns:mc="http://schemas.openxmlformats.org/markup-compatibility/2006" xmlns:o="urn:schemas-microsoft-com:office:office" xmlns:r="http://schemas.openxmlformats.org/officeDocument/2006/relationships" xmlns:m="http://schemas.openxmlformats.org/officeDocument/2006/math" xmlns:v="urn:schemas-microsoft-com:vml" xmlns:wp="http://schemas.openxmlformats.org/drawingml/2006/wordprocessingDrawing" xmlns:w10="urn:schemas-microsoft-com:office:word" xmlns:w="http://schemas.openxmlformats.org/wordprocessingml/2006/main" xmlns:wne="http://schemas.microsoft.com/office/word/2006/wordml" xmlns:sl="http://schemas.openxmlformats.org/schemaLibrary/2006/main" xmlns:a="http://schemas.openxmlformats.org/drawingml/2006/main" xmlns:pic="http://schemas.openxmlformats.org/drawingml/2006/picture" xmlns:c="http://schemas.openxmlformats.org/drawingml/2006/chart" xmlns:lc="http://schemas.openxmlformats.org/drawingml/2006/lockedCanvas" xmlns:dgm="http://schemas.openxmlformats.org/drawingml/2006/diagram" xmlns:wps="http://schemas.microsoft.com/office/word/2010/wordprocessingShape" xmlns:wpg="http://schemas.microsoft.com/office/word/2010/wordprocessingGroup" xmlns:w14="http://schemas.microsoft.com/office/word/2010/wordml" xmlns:w15="http://schemas.microsoft.com/office/word/2012/wordml" xmlns:w16="http://schemas.microsoft.com/office/word/2018/wordml" xmlns:w16cex="http://schemas.microsoft.com/office/word/2018/wordml/cex" xmlns:w16cid="http://schemas.microsoft.com/office/word/2016/wordml/cid" xmlns="http://schemas.microsoft.com/office/tasks/2019/documenttasks" xmlns:cr="http://schemas.microsoft.com/office/comments/2020/reactions">
+<w:styles xmlns:mc="http://schemas.openxmlformats.org/markup-compatibility/2006" xmlns:r="http://schemas.openxmlformats.org/officeDocument/2006/relationships" xmlns:w="http://schemas.openxmlformats.org/wordprocessingml/2006/main" xmlns:w14="http://schemas.microsoft.com/office/word/2010/wordml" xmlns:w15="http://schemas.microsoft.com/office/word/2012/wordml" xmlns:w16cex="http://schemas.microsoft.com/office/word/2018/wordml/cex" xmlns:w16cid="http://schemas.microsoft.com/office/word/2016/wordml/cid" xmlns:w16="http://schemas.microsoft.com/office/word/2018/wordml" xmlns:w16du="http://schemas.microsoft.com/office/word/2023/wordml/word16du" xmlns:w16sdtdh="http://schemas.microsoft.com/office/word/2020/wordml/sdtdatahash" xmlns:w16sdtfl="http://schemas.microsoft.com/office/word/2024/wordml/sdtformatlock" xmlns:w16se="http://schemas.microsoft.com/office/word/2015/wordml/symex" mc:Ignorable="w14 w15 w16se w16cid w16 w16cex w16sdtdh w16sdtfl w16du">
   <w:docDefaults>
     <w:rPrDefault>
       <w:rPr>
-        <w:rFonts w:ascii="Arial" w:cs="Arial" w:eastAsia="Arial" w:hAnsi="Arial"/>
+        <w:rFonts w:ascii="Arial" w:eastAsia="Arial" w:hAnsi="Arial" w:cs="Arial"/>
         <w:sz w:val="22"/>
         <w:szCs w:val="22"/>
-        <w:lang w:val="en"/>
+        <w:lang w:val="en" w:eastAsia="en-CA" w:bidi="ar-SA"/>
       </w:rPr>
     </w:rPrDefault>
     <w:pPrDefault>
@@ -1289,29 +1152,399 @@
       </w:pPr>
     </w:pPrDefault>
   </w:docDefaults>
-  <w:style w:type="table" w:styleId="TableNormal" w:default="1">
-    <w:name w:val="TableNormal"/>
-    <w:tblPr>
-      <w:tblCellMar>
-        <w:top w:w="100.0" w:type="dxa"/>
-        <w:left w:w="100.0" w:type="dxa"/>
-        <w:bottom w:w="100.0" w:type="dxa"/>
-        <w:right w:w="100.0" w:type="dxa"/>
-      </w:tblCellMar>
-    </w:tblPr>
-  </w:style>
-  <w:style w:type="paragraph" w:styleId="Normal" w:default="1">
-    <w:name w:val="normal"/>
+  <w:latentStyles w:defLockedState="0" w:defUIPriority="99" w:defSemiHidden="0" w:defUnhideWhenUsed="0" w:defQFormat="0" w:count="376">
+    <w:lsdException w:name="Normal" w:uiPriority="0" w:qFormat="1"/>
+    <w:lsdException w:name="heading 1" w:uiPriority="9" w:qFormat="1"/>
+    <w:lsdException w:name="heading 2" w:semiHidden="1" w:uiPriority="9" w:unhideWhenUsed="1" w:qFormat="1"/>
+    <w:lsdException w:name="heading 3" w:semiHidden="1" w:uiPriority="9" w:unhideWhenUsed="1" w:qFormat="1"/>
+    <w:lsdException w:name="heading 4" w:semiHidden="1" w:uiPriority="9" w:unhideWhenUsed="1" w:qFormat="1"/>
+    <w:lsdException w:name="heading 5" w:semiHidden="1" w:uiPriority="9" w:unhideWhenUsed="1" w:qFormat="1"/>
+    <w:lsdException w:name="heading 6" w:semiHidden="1" w:uiPriority="9" w:unhideWhenUsed="1" w:qFormat="1"/>
+    <w:lsdException w:name="heading 7" w:semiHidden="1" w:uiPriority="9" w:unhideWhenUsed="1" w:qFormat="1"/>
+    <w:lsdException w:name="heading 8" w:semiHidden="1" w:uiPriority="9" w:unhideWhenUsed="1" w:qFormat="1"/>
+    <w:lsdException w:name="heading 9" w:semiHidden="1" w:uiPriority="9" w:unhideWhenUsed="1" w:qFormat="1"/>
+    <w:lsdException w:name="index 1" w:semiHidden="1" w:unhideWhenUsed="1"/>
+    <w:lsdException w:name="index 2" w:semiHidden="1" w:unhideWhenUsed="1"/>
+    <w:lsdException w:name="index 3" w:semiHidden="1" w:unhideWhenUsed="1"/>
+    <w:lsdException w:name="index 4" w:semiHidden="1" w:unhideWhenUsed="1"/>
+    <w:lsdException w:name="index 5" w:semiHidden="1" w:unhideWhenUsed="1"/>
+    <w:lsdException w:name="index 6" w:semiHidden="1" w:unhideWhenUsed="1"/>
+    <w:lsdException w:name="index 7" w:semiHidden="1" w:unhideWhenUsed="1"/>
+    <w:lsdException w:name="index 8" w:semiHidden="1" w:unhideWhenUsed="1"/>
+    <w:lsdException w:name="index 9" w:semiHidden="1" w:unhideWhenUsed="1"/>
+    <w:lsdException w:name="toc 1" w:semiHidden="1" w:uiPriority="39" w:unhideWhenUsed="1"/>
+    <w:lsdException w:name="toc 2" w:semiHidden="1" w:uiPriority="39" w:unhideWhenUsed="1"/>
+    <w:lsdException w:name="toc 3" w:semiHidden="1" w:uiPriority="39" w:unhideWhenUsed="1"/>
+    <w:lsdException w:name="toc 4" w:semiHidden="1" w:uiPriority="39" w:unhideWhenUsed="1"/>
+    <w:lsdException w:name="toc 5" w:semiHidden="1" w:uiPriority="39" w:unhideWhenUsed="1"/>
+    <w:lsdException w:name="toc 6" w:semiHidden="1" w:uiPriority="39" w:unhideWhenUsed="1"/>
+    <w:lsdException w:name="toc 7" w:semiHidden="1" w:uiPriority="39" w:unhideWhenUsed="1"/>
+    <w:lsdException w:name="toc 8" w:semiHidden="1" w:uiPriority="39" w:unhideWhenUsed="1"/>
+    <w:lsdException w:name="toc 9" w:semiHidden="1" w:uiPriority="39" w:unhideWhenUsed="1"/>
+    <w:lsdException w:name="Normal Indent" w:semiHidden="1" w:unhideWhenUsed="1"/>
+    <w:lsdException w:name="footnote text" w:semiHidden="1" w:unhideWhenUsed="1"/>
+    <w:lsdException w:name="annotation text" w:semiHidden="1" w:unhideWhenUsed="1"/>
+    <w:lsdException w:name="header" w:semiHidden="1" w:unhideWhenUsed="1"/>
+    <w:lsdException w:name="footer" w:semiHidden="1" w:unhideWhenUsed="1"/>
+    <w:lsdException w:name="index heading" w:semiHidden="1" w:unhideWhenUsed="1"/>
+    <w:lsdException w:name="caption" w:semiHidden="1" w:uiPriority="35" w:unhideWhenUsed="1" w:qFormat="1"/>
+    <w:lsdException w:name="table of figures" w:semiHidden="1" w:unhideWhenUsed="1"/>
+    <w:lsdException w:name="envelope address" w:semiHidden="1" w:unhideWhenUsed="1"/>
+    <w:lsdException w:name="envelope return" w:semiHidden="1" w:unhideWhenUsed="1"/>
+    <w:lsdException w:name="footnote reference" w:semiHidden="1" w:unhideWhenUsed="1"/>
+    <w:lsdException w:name="annotation reference" w:semiHidden="1" w:unhideWhenUsed="1"/>
+    <w:lsdException w:name="line number" w:semiHidden="1" w:unhideWhenUsed="1"/>
+    <w:lsdException w:name="page number" w:semiHidden="1" w:unhideWhenUsed="1"/>
+    <w:lsdException w:name="endnote reference" w:semiHidden="1" w:unhideWhenUsed="1"/>
+    <w:lsdException w:name="endnote text" w:semiHidden="1" w:unhideWhenUsed="1"/>
+    <w:lsdException w:name="table of authorities" w:semiHidden="1" w:unhideWhenUsed="1"/>
+    <w:lsdException w:name="macro" w:semiHidden="1" w:unhideWhenUsed="1"/>
+    <w:lsdException w:name="toa heading" w:semiHidden="1" w:unhideWhenUsed="1"/>
+    <w:lsdException w:name="List" w:semiHidden="1" w:unhideWhenUsed="1"/>
+    <w:lsdException w:name="List Bullet" w:semiHidden="1" w:unhideWhenUsed="1"/>
+    <w:lsdException w:name="List Number" w:semiHidden="1" w:unhideWhenUsed="1"/>
+    <w:lsdException w:name="List 2" w:semiHidden="1" w:unhideWhenUsed="1"/>
+    <w:lsdException w:name="List 3" w:semiHidden="1" w:unhideWhenUsed="1"/>
+    <w:lsdException w:name="List 4" w:semiHidden="1" w:unhideWhenUsed="1"/>
+    <w:lsdException w:name="List 5" w:semiHidden="1" w:unhideWhenUsed="1"/>
+    <w:lsdException w:name="List Bullet 2" w:semiHidden="1" w:unhideWhenUsed="1"/>
+    <w:lsdException w:name="List Bullet 3" w:semiHidden="1" w:unhideWhenUsed="1"/>
+    <w:lsdException w:name="List Bullet 4" w:semiHidden="1" w:unhideWhenUsed="1"/>
+    <w:lsdException w:name="List Bullet 5" w:semiHidden="1" w:unhideWhenUsed="1"/>
+    <w:lsdException w:name="List Number 2" w:semiHidden="1" w:unhideWhenUsed="1"/>
+    <w:lsdException w:name="List Number 3" w:semiHidden="1" w:unhideWhenUsed="1"/>
+    <w:lsdException w:name="List Number 4" w:semiHidden="1" w:unhideWhenUsed="1"/>
+    <w:lsdException w:name="List Number 5" w:semiHidden="1" w:unhideWhenUsed="1"/>
+    <w:lsdException w:name="Title" w:uiPriority="10" w:qFormat="1"/>
+    <w:lsdException w:name="Closing" w:semiHidden="1" w:unhideWhenUsed="1"/>
+    <w:lsdException w:name="Signature" w:semiHidden="1" w:unhideWhenUsed="1"/>
+    <w:lsdException w:name="Default Paragraph Font" w:semiHidden="1" w:uiPriority="1" w:unhideWhenUsed="1"/>
+    <w:lsdException w:name="Body Text" w:semiHidden="1" w:unhideWhenUsed="1"/>
+    <w:lsdException w:name="Body Text Indent" w:semiHidden="1" w:unhideWhenUsed="1"/>
+    <w:lsdException w:name="List Continue" w:semiHidden="1" w:unhideWhenUsed="1"/>
+    <w:lsdException w:name="List Continue 2" w:semiHidden="1" w:unhideWhenUsed="1"/>
+    <w:lsdException w:name="List Continue 3" w:semiHidden="1" w:unhideWhenUsed="1"/>
+    <w:lsdException w:name="List Continue 4" w:semiHidden="1" w:unhideWhenUsed="1"/>
+    <w:lsdException w:name="List Continue 5" w:semiHidden="1" w:unhideWhenUsed="1"/>
+    <w:lsdException w:name="Message Header" w:semiHidden="1" w:unhideWhenUsed="1"/>
+    <w:lsdException w:name="Subtitle" w:uiPriority="11" w:qFormat="1"/>
+    <w:lsdException w:name="Salutation" w:semiHidden="1" w:unhideWhenUsed="1"/>
+    <w:lsdException w:name="Date" w:semiHidden="1" w:unhideWhenUsed="1"/>
+    <w:lsdException w:name="Body Text First Indent" w:semiHidden="1" w:unhideWhenUsed="1"/>
+    <w:lsdException w:name="Body Text First Indent 2" w:semiHidden="1" w:unhideWhenUsed="1"/>
+    <w:lsdException w:name="Note Heading" w:semiHidden="1" w:unhideWhenUsed="1"/>
+    <w:lsdException w:name="Body Text 2" w:semiHidden="1" w:unhideWhenUsed="1"/>
+    <w:lsdException w:name="Body Text 3" w:semiHidden="1" w:unhideWhenUsed="1"/>
+    <w:lsdException w:name="Body Text Indent 2" w:semiHidden="1" w:unhideWhenUsed="1"/>
+    <w:lsdException w:name="Body Text Indent 3" w:semiHidden="1" w:unhideWhenUsed="1"/>
+    <w:lsdException w:name="Block Text" w:semiHidden="1" w:unhideWhenUsed="1"/>
+    <w:lsdException w:name="Hyperlink" w:semiHidden="1" w:unhideWhenUsed="1"/>
+    <w:lsdException w:name="FollowedHyperlink" w:semiHidden="1" w:unhideWhenUsed="1"/>
+    <w:lsdException w:name="Strong" w:uiPriority="22" w:qFormat="1"/>
+    <w:lsdException w:name="Emphasis" w:uiPriority="20" w:qFormat="1"/>
+    <w:lsdException w:name="Document Map" w:semiHidden="1" w:unhideWhenUsed="1"/>
+    <w:lsdException w:name="Plain Text" w:semiHidden="1" w:unhideWhenUsed="1"/>
+    <w:lsdException w:name="E-mail Signature" w:semiHidden="1" w:unhideWhenUsed="1"/>
+    <w:lsdException w:name="HTML Top of Form" w:semiHidden="1" w:unhideWhenUsed="1"/>
+    <w:lsdException w:name="HTML Bottom of Form" w:semiHidden="1" w:unhideWhenUsed="1"/>
+    <w:lsdException w:name="Normal (Web)" w:semiHidden="1" w:unhideWhenUsed="1"/>
+    <w:lsdException w:name="HTML Acronym" w:semiHidden="1" w:unhideWhenUsed="1"/>
+    <w:lsdException w:name="HTML Address" w:semiHidden="1" w:unhideWhenUsed="1"/>
+    <w:lsdException w:name="HTML Cite" w:semiHidden="1" w:unhideWhenUsed="1"/>
+    <w:lsdException w:name="HTML Code" w:semiHidden="1" w:unhideWhenUsed="1"/>
+    <w:lsdException w:name="HTML Definition" w:semiHidden="1" w:unhideWhenUsed="1"/>
+    <w:lsdException w:name="HTML Keyboard" w:semiHidden="1" w:unhideWhenUsed="1"/>
+    <w:lsdException w:name="HTML Preformatted" w:semiHidden="1" w:unhideWhenUsed="1"/>
+    <w:lsdException w:name="HTML Sample" w:semiHidden="1" w:unhideWhenUsed="1"/>
+    <w:lsdException w:name="HTML Typewriter" w:semiHidden="1" w:unhideWhenUsed="1"/>
+    <w:lsdException w:name="HTML Variable" w:semiHidden="1" w:unhideWhenUsed="1"/>
+    <w:lsdException w:name="Normal Table" w:semiHidden="1" w:unhideWhenUsed="1"/>
+    <w:lsdException w:name="annotation subject" w:semiHidden="1" w:unhideWhenUsed="1"/>
+    <w:lsdException w:name="No List" w:semiHidden="1" w:unhideWhenUsed="1"/>
+    <w:lsdException w:name="Outline List 1" w:semiHidden="1" w:unhideWhenUsed="1"/>
+    <w:lsdException w:name="Outline List 2" w:semiHidden="1" w:unhideWhenUsed="1"/>
+    <w:lsdException w:name="Outline List 3" w:semiHidden="1" w:unhideWhenUsed="1"/>
+    <w:lsdException w:name="Table Simple 1" w:semiHidden="1" w:unhideWhenUsed="1"/>
+    <w:lsdException w:name="Table Simple 2" w:semiHidden="1" w:unhideWhenUsed="1"/>
+    <w:lsdException w:name="Table Simple 3" w:semiHidden="1" w:unhideWhenUsed="1"/>
+    <w:lsdException w:name="Table Classic 1" w:semiHidden="1" w:unhideWhenUsed="1"/>
+    <w:lsdException w:name="Table Classic 2" w:semiHidden="1" w:unhideWhenUsed="1"/>
+    <w:lsdException w:name="Table Classic 3" w:semiHidden="1" w:unhideWhenUsed="1"/>
+    <w:lsdException w:name="Table Classic 4" w:semiHidden="1" w:unhideWhenUsed="1"/>
+    <w:lsdException w:name="Table Colorful 1" w:semiHidden="1" w:unhideWhenUsed="1"/>
+    <w:lsdException w:name="Table Colorful 2" w:semiHidden="1" w:unhideWhenUsed="1"/>
+    <w:lsdException w:name="Table Colorful 3" w:semiHidden="1" w:unhideWhenUsed="1"/>
+    <w:lsdException w:name="Table Columns 1" w:semiHidden="1" w:unhideWhenUsed="1"/>
+    <w:lsdException w:name="Table Columns 2" w:semiHidden="1" w:unhideWhenUsed="1"/>
+    <w:lsdException w:name="Table Columns 3" w:semiHidden="1" w:unhideWhenUsed="1"/>
+    <w:lsdException w:name="Table Columns 4" w:semiHidden="1" w:unhideWhenUsed="1"/>
+    <w:lsdException w:name="Table Columns 5" w:semiHidden="1" w:unhideWhenUsed="1"/>
+    <w:lsdException w:name="Table Grid 1" w:semiHidden="1" w:unhideWhenUsed="1"/>
+    <w:lsdException w:name="Table Grid 2" w:semiHidden="1" w:unhideWhenUsed="1"/>
+    <w:lsdException w:name="Table Grid 3" w:semiHidden="1" w:unhideWhenUsed="1"/>
+    <w:lsdException w:name="Table Grid 4" w:semiHidden="1" w:unhideWhenUsed="1"/>
+    <w:lsdException w:name="Table Grid 5" w:semiHidden="1" w:unhideWhenUsed="1"/>
+    <w:lsdException w:name="Table Grid 6" w:semiHidden="1" w:unhideWhenUsed="1"/>
+    <w:lsdException w:name="Table Grid 7" w:semiHidden="1" w:unhideWhenUsed="1"/>
+    <w:lsdException w:name="Table Grid 8" w:semiHidden="1" w:unhideWhenUsed="1"/>
+    <w:lsdException w:name="Table List 1" w:semiHidden="1" w:unhideWhenUsed="1"/>
+    <w:lsdException w:name="Table List 2" w:semiHidden="1" w:unhideWhenUsed="1"/>
+    <w:lsdException w:name="Table List 3" w:semiHidden="1" w:unhideWhenUsed="1"/>
+    <w:lsdException w:name="Table List 4" w:semiHidden="1" w:unhideWhenUsed="1"/>
+    <w:lsdException w:name="Table List 5" w:semiHidden="1" w:unhideWhenUsed="1"/>
+    <w:lsdException w:name="Table List 6" w:semiHidden="1" w:unhideWhenUsed="1"/>
+    <w:lsdException w:name="Table List 7" w:semiHidden="1" w:unhideWhenUsed="1"/>
+    <w:lsdException w:name="Table List 8" w:semiHidden="1" w:unhideWhenUsed="1"/>
+    <w:lsdException w:name="Table 3D effects 1" w:semiHidden="1" w:unhideWhenUsed="1"/>
+    <w:lsdException w:name="Table 3D effects 2" w:semiHidden="1" w:unhideWhenUsed="1"/>
+    <w:lsdException w:name="Table 3D effects 3" w:semiHidden="1" w:unhideWhenUsed="1"/>
+    <w:lsdException w:name="Table Contemporary" w:semiHidden="1" w:unhideWhenUsed="1"/>
+    <w:lsdException w:name="Table Elegant" w:semiHidden="1" w:unhideWhenUsed="1"/>
+    <w:lsdException w:name="Table Professional" w:semiHidden="1" w:unhideWhenUsed="1"/>
+    <w:lsdException w:name="Table Subtle 1" w:semiHidden="1" w:unhideWhenUsed="1"/>
+    <w:lsdException w:name="Table Subtle 2" w:semiHidden="1" w:unhideWhenUsed="1"/>
+    <w:lsdException w:name="Table Web 1" w:semiHidden="1" w:unhideWhenUsed="1"/>
+    <w:lsdException w:name="Table Web 2" w:semiHidden="1" w:unhideWhenUsed="1"/>
+    <w:lsdException w:name="Table Web 3" w:semiHidden="1" w:unhideWhenUsed="1"/>
+    <w:lsdException w:name="Balloon Text" w:semiHidden="1" w:unhideWhenUsed="1"/>
+    <w:lsdException w:name="Table Grid" w:uiPriority="39"/>
+    <w:lsdException w:name="Table Theme" w:semiHidden="1" w:unhideWhenUsed="1"/>
+    <w:lsdException w:name="Placeholder Text" w:semiHidden="1"/>
+    <w:lsdException w:name="No Spacing" w:uiPriority="1" w:qFormat="1"/>
+    <w:lsdException w:name="Light Shading" w:uiPriority="60"/>
+    <w:lsdException w:name="Light List" w:uiPriority="61"/>
+    <w:lsdException w:name="Light Grid" w:uiPriority="62"/>
+    <w:lsdException w:name="Medium Shading 1" w:uiPriority="63"/>
+    <w:lsdException w:name="Medium Shading 2" w:uiPriority="64"/>
+    <w:lsdException w:name="Medium List 1" w:uiPriority="65"/>
+    <w:lsdException w:name="Medium List 2" w:uiPriority="66"/>
+    <w:lsdException w:name="Medium Grid 1" w:uiPriority="67"/>
+    <w:lsdException w:name="Medium Grid 2" w:uiPriority="68"/>
+    <w:lsdException w:name="Medium Grid 3" w:uiPriority="69"/>
+    <w:lsdException w:name="Dark List" w:uiPriority="70"/>
+    <w:lsdException w:name="Colorful Shading" w:uiPriority="71"/>
+    <w:lsdException w:name="Colorful List" w:uiPriority="72"/>
+    <w:lsdException w:name="Colorful Grid" w:uiPriority="73"/>
+    <w:lsdException w:name="Light Shading Accent 1" w:uiPriority="60"/>
+    <w:lsdException w:name="Light List Accent 1" w:uiPriority="61"/>
+    <w:lsdException w:name="Light Grid Accent 1" w:uiPriority="62"/>
+    <w:lsdException w:name="Medium Shading 1 Accent 1" w:uiPriority="63"/>
+    <w:lsdException w:name="Medium Shading 2 Accent 1" w:uiPriority="64"/>
+    <w:lsdException w:name="Medium List 1 Accent 1" w:uiPriority="65"/>
+    <w:lsdException w:name="Revision" w:semiHidden="1"/>
+    <w:lsdException w:name="List Paragraph" w:uiPriority="34" w:qFormat="1"/>
+    <w:lsdException w:name="Quote" w:uiPriority="29" w:qFormat="1"/>
+    <w:lsdException w:name="Intense Quote" w:uiPriority="30" w:qFormat="1"/>
+    <w:lsdException w:name="Medium List 2 Accent 1" w:uiPriority="66"/>
+    <w:lsdException w:name="Medium Grid 1 Accent 1" w:uiPriority="67"/>
+    <w:lsdException w:name="Medium Grid 2 Accent 1" w:uiPriority="68"/>
+    <w:lsdException w:name="Medium Grid 3 Accent 1" w:uiPriority="69"/>
+    <w:lsdException w:name="Dark List Accent 1" w:uiPriority="70"/>
+    <w:lsdException w:name="Colorful Shading Accent 1" w:uiPriority="71"/>
+    <w:lsdException w:name="Colorful List Accent 1" w:uiPriority="72"/>
+    <w:lsdException w:name="Colorful Grid Accent 1" w:uiPriority="73"/>
+    <w:lsdException w:name="Light Shading Accent 2" w:uiPriority="60"/>
+    <w:lsdException w:name="Light List Accent 2" w:uiPriority="61"/>
+    <w:lsdException w:name="Light Grid Accent 2" w:uiPriority="62"/>
+    <w:lsdException w:name="Medium Shading 1 Accent 2" w:uiPriority="63"/>
+    <w:lsdException w:name="Medium Shading 2 Accent 2" w:uiPriority="64"/>
+    <w:lsdException w:name="Medium List 1 Accent 2" w:uiPriority="65"/>
+    <w:lsdException w:name="Medium List 2 Accent 2" w:uiPriority="66"/>
+    <w:lsdException w:name="Medium Grid 1 Accent 2" w:uiPriority="67"/>
+    <w:lsdException w:name="Medium Grid 2 Accent 2" w:uiPriority="68"/>
+    <w:lsdException w:name="Medium Grid 3 Accent 2" w:uiPriority="69"/>
+    <w:lsdException w:name="Dark List Accent 2" w:uiPriority="70"/>
+    <w:lsdException w:name="Colorful Shading Accent 2" w:uiPriority="71"/>
+    <w:lsdException w:name="Colorful List Accent 2" w:uiPriority="72"/>
+    <w:lsdException w:name="Colorful Grid Accent 2" w:uiPriority="73"/>
+    <w:lsdException w:name="Light Shading Accent 3" w:uiPriority="60"/>
+    <w:lsdException w:name="Light List Accent 3" w:uiPriority="61"/>
+    <w:lsdException w:name="Light Grid Accent 3" w:uiPriority="62"/>
+    <w:lsdException w:name="Medium Shading 1 Accent 3" w:uiPriority="63"/>
+    <w:lsdException w:name="Medium Shading 2 Accent 3" w:uiPriority="64"/>
+    <w:lsdException w:name="Medium List 1 Accent 3" w:uiPriority="65"/>
+    <w:lsdException w:name="Medium List 2 Accent 3" w:uiPriority="66"/>
+    <w:lsdException w:name="Medium Grid 1 Accent 3" w:uiPriority="67"/>
+    <w:lsdException w:name="Medium Grid 2 Accent 3" w:uiPriority="68"/>
+    <w:lsdException w:name="Medium Grid 3 Accent 3" w:uiPriority="69"/>
+    <w:lsdException w:name="Dark List Accent 3" w:uiPriority="70"/>
+    <w:lsdException w:name="Colorful Shading Accent 3" w:uiPriority="71"/>
+    <w:lsdException w:name="Colorful List Accent 3" w:uiPriority="72"/>
+    <w:lsdException w:name="Colorful Grid Accent 3" w:uiPriority="73"/>
+    <w:lsdException w:name="Light Shading Accent 4" w:uiPriority="60"/>
+    <w:lsdException w:name="Light List Accent 4" w:uiPriority="61"/>
+    <w:lsdException w:name="Light Grid Accent 4" w:uiPriority="62"/>
+    <w:lsdException w:name="Medium Shading 1 Accent 4" w:uiPriority="63"/>
+    <w:lsdException w:name="Medium Shading 2 Accent 4" w:uiPriority="64"/>
+    <w:lsdException w:name="Medium List 1 Accent 4" w:uiPriority="65"/>
+    <w:lsdException w:name="Medium List 2 Accent 4" w:uiPriority="66"/>
+    <w:lsdException w:name="Medium Grid 1 Accent 4" w:uiPriority="67"/>
+    <w:lsdException w:name="Medium Grid 2 Accent 4" w:uiPriority="68"/>
+    <w:lsdException w:name="Medium Grid 3 Accent 4" w:uiPriority="69"/>
+    <w:lsdException w:name="Dark List Accent 4" w:uiPriority="70"/>
+    <w:lsdException w:name="Colorful Shading Accent 4" w:uiPriority="71"/>
+    <w:lsdException w:name="Colorful List Accent 4" w:uiPriority="72"/>
+    <w:lsdException w:name="Colorful Grid Accent 4" w:uiPriority="73"/>
+    <w:lsdException w:name="Light Shading Accent 5" w:uiPriority="60"/>
+    <w:lsdException w:name="Light List Accent 5" w:uiPriority="61"/>
+    <w:lsdException w:name="Light Grid Accent 5" w:uiPriority="62"/>
+    <w:lsdException w:name="Medium Shading 1 Accent 5" w:uiPriority="63"/>
+    <w:lsdException w:name="Medium Shading 2 Accent 5" w:uiPriority="64"/>
+    <w:lsdException w:name="Medium List 1 Accent 5" w:uiPriority="65"/>
+    <w:lsdException w:name="Medium List 2 Accent 5" w:uiPriority="66"/>
+    <w:lsdException w:name="Medium Grid 1 Accent 5" w:uiPriority="67"/>
+    <w:lsdException w:name="Medium Grid 2 Accent 5" w:uiPriority="68"/>
+    <w:lsdException w:name="Medium Grid 3 Accent 5" w:uiPriority="69"/>
+    <w:lsdException w:name="Dark List Accent 5" w:uiPriority="70"/>
+    <w:lsdException w:name="Colorful Shading Accent 5" w:uiPriority="71"/>
+    <w:lsdException w:name="Colorful List Accent 5" w:uiPriority="72"/>
+    <w:lsdException w:name="Colorful Grid Accent 5" w:uiPriority="73"/>
+    <w:lsdException w:name="Light Shading Accent 6" w:uiPriority="60"/>
+    <w:lsdException w:name="Light List Accent 6" w:uiPriority="61"/>
+    <w:lsdException w:name="Light Grid Accent 6" w:uiPriority="62"/>
+    <w:lsdException w:name="Medium Shading 1 Accent 6" w:uiPriority="63"/>
+    <w:lsdException w:name="Medium Shading 2 Accent 6" w:uiPriority="64"/>
+    <w:lsdException w:name="Medium List 1 Accent 6" w:uiPriority="65"/>
+    <w:lsdException w:name="Medium List 2 Accent 6" w:uiPriority="66"/>
+    <w:lsdException w:name="Medium Grid 1 Accent 6" w:uiPriority="67"/>
+    <w:lsdException w:name="Medium Grid 2 Accent 6" w:uiPriority="68"/>
+    <w:lsdException w:name="Medium Grid 3 Accent 6" w:uiPriority="69"/>
+    <w:lsdException w:name="Dark List Accent 6" w:uiPriority="70"/>
+    <w:lsdException w:name="Colorful Shading Accent 6" w:uiPriority="71"/>
+    <w:lsdException w:name="Colorful List Accent 6" w:uiPriority="72"/>
+    <w:lsdException w:name="Colorful Grid Accent 6" w:uiPriority="73"/>
+    <w:lsdException w:name="Subtle Emphasis" w:uiPriority="19" w:qFormat="1"/>
+    <w:lsdException w:name="Intense Emphasis" w:uiPriority="21" w:qFormat="1"/>
+    <w:lsdException w:name="Subtle Reference" w:uiPriority="31" w:qFormat="1"/>
+    <w:lsdException w:name="Intense Reference" w:uiPriority="32" w:qFormat="1"/>
+    <w:lsdException w:name="Book Title" w:uiPriority="33" w:qFormat="1"/>
+    <w:lsdException w:name="Bibliography" w:semiHidden="1" w:uiPriority="37" w:unhideWhenUsed="1"/>
+    <w:lsdException w:name="TOC Heading" w:semiHidden="1" w:uiPriority="39" w:unhideWhenUsed="1" w:qFormat="1"/>
+    <w:lsdException w:name="Plain Table 1" w:uiPriority="41"/>
+    <w:lsdException w:name="Plain Table 2" w:uiPriority="42"/>
+    <w:lsdException w:name="Plain Table 3" w:uiPriority="43"/>
+    <w:lsdException w:name="Plain Table 4" w:uiPriority="44"/>
+    <w:lsdException w:name="Plain Table 5" w:uiPriority="45"/>
+    <w:lsdException w:name="Grid Table Light" w:uiPriority="40"/>
+    <w:lsdException w:name="Grid Table 1 Light" w:uiPriority="46"/>
+    <w:lsdException w:name="Grid Table 2" w:uiPriority="47"/>
+    <w:lsdException w:name="Grid Table 3" w:uiPriority="48"/>
+    <w:lsdException w:name="Grid Table 4" w:uiPriority="49"/>
+    <w:lsdException w:name="Grid Table 5 Dark" w:uiPriority="50"/>
+    <w:lsdException w:name="Grid Table 6 Colorful" w:uiPriority="51"/>
+    <w:lsdException w:name="Grid Table 7 Colorful" w:uiPriority="52"/>
+    <w:lsdException w:name="Grid Table 1 Light Accent 1" w:uiPriority="46"/>
+    <w:lsdException w:name="Grid Table 2 Accent 1" w:uiPriority="47"/>
+    <w:lsdException w:name="Grid Table 3 Accent 1" w:uiPriority="48"/>
+    <w:lsdException w:name="Grid Table 4 Accent 1" w:uiPriority="49"/>
+    <w:lsdException w:name="Grid Table 5 Dark Accent 1" w:uiPriority="50"/>
+    <w:lsdException w:name="Grid Table 6 Colorful Accent 1" w:uiPriority="51"/>
+    <w:lsdException w:name="Grid Table 7 Colorful Accent 1" w:uiPriority="52"/>
+    <w:lsdException w:name="Grid Table 1 Light Accent 2" w:uiPriority="46"/>
+    <w:lsdException w:name="Grid Table 2 Accent 2" w:uiPriority="47"/>
+    <w:lsdException w:name="Grid Table 3 Accent 2" w:uiPriority="48"/>
+    <w:lsdException w:name="Grid Table 4 Accent 2" w:uiPriority="49"/>
+    <w:lsdException w:name="Grid Table 5 Dark Accent 2" w:uiPriority="50"/>
+    <w:lsdException w:name="Grid Table 6 Colorful Accent 2" w:uiPriority="51"/>
+    <w:lsdException w:name="Grid Table 7 Colorful Accent 2" w:uiPriority="52"/>
+    <w:lsdException w:name="Grid Table 1 Light Accent 3" w:uiPriority="46"/>
+    <w:lsdException w:name="Grid Table 2 Accent 3" w:uiPriority="47"/>
+    <w:lsdException w:name="Grid Table 3 Accent 3" w:uiPriority="48"/>
+    <w:lsdException w:name="Grid Table 4 Accent 3" w:uiPriority="49"/>
+    <w:lsdException w:name="Grid Table 5 Dark Accent 3" w:uiPriority="50"/>
+    <w:lsdException w:name="Grid Table 6 Colorful Accent 3" w:uiPriority="51"/>
+    <w:lsdException w:name="Grid Table 7 Colorful Accent 3" w:uiPriority="52"/>
+    <w:lsdException w:name="Grid Table 1 Light Accent 4" w:uiPriority="46"/>
+    <w:lsdException w:name="Grid Table 2 Accent 4" w:uiPriority="47"/>
+    <w:lsdException w:name="Grid Table 3 Accent 4" w:uiPriority="48"/>
+    <w:lsdException w:name="Grid Table 4 Accent 4" w:uiPriority="49"/>
+    <w:lsdException w:name="Grid Table 5 Dark Accent 4" w:uiPriority="50"/>
+    <w:lsdException w:name="Grid Table 6 Colorful Accent 4" w:uiPriority="51"/>
+    <w:lsdException w:name="Grid Table 7 Colorful Accent 4" w:uiPriority="52"/>
+    <w:lsdException w:name="Grid Table 1 Light Accent 5" w:uiPriority="46"/>
+    <w:lsdException w:name="Grid Table 2 Accent 5" w:uiPriority="47"/>
+    <w:lsdException w:name="Grid Table 3 Accent 5" w:uiPriority="48"/>
+    <w:lsdException w:name="Grid Table 4 Accent 5" w:uiPriority="49"/>
+    <w:lsdException w:name="Grid Table 5 Dark Accent 5" w:uiPriority="50"/>
+    <w:lsdException w:name="Grid Table 6 Colorful Accent 5" w:uiPriority="51"/>
+    <w:lsdException w:name="Grid Table 7 Colorful Accent 5" w:uiPriority="52"/>
+    <w:lsdException w:name="Grid Table 1 Light Accent 6" w:uiPriority="46"/>
+    <w:lsdException w:name="Grid Table 2 Accent 6" w:uiPriority="47"/>
+    <w:lsdException w:name="Grid Table 3 Accent 6" w:uiPriority="48"/>
+    <w:lsdException w:name="Grid Table 4 Accent 6" w:uiPriority="49"/>
+    <w:lsdException w:name="Grid Table 5 Dark Accent 6" w:uiPriority="50"/>
+    <w:lsdException w:name="Grid Table 6 Colorful Accent 6" w:uiPriority="51"/>
+    <w:lsdException w:name="Grid Table 7 Colorful Accent 6" w:uiPriority="52"/>
+    <w:lsdException w:name="List Table 1 Light" w:uiPriority="46"/>
+    <w:lsdException w:name="List Table 2" w:uiPriority="47"/>
+    <w:lsdException w:name="List Table 3" w:uiPriority="48"/>
+    <w:lsdException w:name="List Table 4" w:uiPriority="49"/>
+    <w:lsdException w:name="List Table 5 Dark" w:uiPriority="50"/>
+    <w:lsdException w:name="List Table 6 Colorful" w:uiPriority="51"/>
+    <w:lsdException w:name="List Table 7 Colorful" w:uiPriority="52"/>
+    <w:lsdException w:name="List Table 1 Light Accent 1" w:uiPriority="46"/>
+    <w:lsdException w:name="List Table 2 Accent 1" w:uiPriority="47"/>
+    <w:lsdException w:name="List Table 3 Accent 1" w:uiPriority="48"/>
+    <w:lsdException w:name="List Table 4 Accent 1" w:uiPriority="49"/>
+    <w:lsdException w:name="List Table 5 Dark Accent 1" w:uiPriority="50"/>
+    <w:lsdException w:name="List Table 6 Colorful Accent 1" w:uiPriority="51"/>
+    <w:lsdException w:name="List Table 7 Colorful Accent 1" w:uiPriority="52"/>
+    <w:lsdException w:name="List Table 1 Light Accent 2" w:uiPriority="46"/>
+    <w:lsdException w:name="List Table 2 Accent 2" w:uiPriority="47"/>
+    <w:lsdException w:name="List Table 3 Accent 2" w:uiPriority="48"/>
+    <w:lsdException w:name="List Table 4 Accent 2" w:uiPriority="49"/>
+    <w:lsdException w:name="List Table 5 Dark Accent 2" w:uiPriority="50"/>
+    <w:lsdException w:name="List Table 6 Colorful Accent 2" w:uiPriority="51"/>
+    <w:lsdException w:name="List Table 7 Colorful Accent 2" w:uiPriority="52"/>
+    <w:lsdException w:name="List Table 1 Light Accent 3" w:uiPriority="46"/>
+    <w:lsdException w:name="List Table 2 Accent 3" w:uiPriority="47"/>
+    <w:lsdException w:name="List Table 3 Accent 3" w:uiPriority="48"/>
+    <w:lsdException w:name="List Table 4 Accent 3" w:uiPriority="49"/>
+    <w:lsdException w:name="List Table 5 Dark Accent 3" w:uiPriority="50"/>
+    <w:lsdException w:name="List Table 6 Colorful Accent 3" w:uiPriority="51"/>
+    <w:lsdException w:name="List Table 7 Colorful Accent 3" w:uiPriority="52"/>
+    <w:lsdException w:name="List Table 1 Light Accent 4" w:uiPriority="46"/>
+    <w:lsdException w:name="List Table 2 Accent 4" w:uiPriority="47"/>
+    <w:lsdException w:name="List Table 3 Accent 4" w:uiPriority="48"/>
+    <w:lsdException w:name="List Table 4 Accent 4" w:uiPriority="49"/>
+    <w:lsdException w:name="List Table 5 Dark Accent 4" w:uiPriority="50"/>
+    <w:lsdException w:name="List Table 6 Colorful Accent 4" w:uiPriority="51"/>
+    <w:lsdException w:name="List Table 7 Colorful Accent 4" w:uiPriority="52"/>
+    <w:lsdException w:name="List Table 1 Light Accent 5" w:uiPriority="46"/>
+    <w:lsdException w:name="List Table 2 Accent 5" w:uiPriority="47"/>
+    <w:lsdException w:name="List Table 3 Accent 5" w:uiPriority="48"/>
+    <w:lsdException w:name="List Table 4 Accent 5" w:uiPriority="49"/>
+    <w:lsdException w:name="List Table 5 Dark Accent 5" w:uiPriority="50"/>
+    <w:lsdException w:name="List Table 6 Colorful Accent 5" w:uiPriority="51"/>
+    <w:lsdException w:name="List Table 7 Colorful Accent 5" w:uiPriority="52"/>
+    <w:lsdException w:name="List Table 1 Light Accent 6" w:uiPriority="46"/>
+    <w:lsdException w:name="List Table 2 Accent 6" w:uiPriority="47"/>
+    <w:lsdException w:name="List Table 3 Accent 6" w:uiPriority="48"/>
+    <w:lsdException w:name="List Table 4 Accent 6" w:uiPriority="49"/>
+    <w:lsdException w:name="List Table 5 Dark Accent 6" w:uiPriority="50"/>
+    <w:lsdException w:name="List Table 6 Colorful Accent 6" w:uiPriority="51"/>
+    <w:lsdException w:name="List Table 7 Colorful Accent 6" w:uiPriority="52"/>
+    <w:lsdException w:name="Mention" w:semiHidden="1" w:unhideWhenUsed="1"/>
+    <w:lsdException w:name="Smart Hyperlink" w:semiHidden="1" w:unhideWhenUsed="1"/>
+    <w:lsdException w:name="Hashtag" w:semiHidden="1" w:unhideWhenUsed="1"/>
+    <w:lsdException w:name="Unresolved Mention" w:semiHidden="1" w:unhideWhenUsed="1"/>
+    <w:lsdException w:name="Smart Link" w:semiHidden="1" w:unhideWhenUsed="1"/>
+  </w:latentStyles>
+  <w:style w:type="paragraph" w:default="1" w:styleId="Normal">
+    <w:name w:val="Normal"/>
+    <w:qFormat/>
   </w:style>
   <w:style w:type="paragraph" w:styleId="Heading1">
     <w:name w:val="heading 1"/>
     <w:basedOn w:val="Normal"/>
     <w:next w:val="Normal"/>
+    <w:uiPriority w:val="9"/>
+    <w:qFormat/>
     <w:pPr>
-      <w:keepNext w:val="1"/>
-      <w:keepLines w:val="1"/>
-      <w:pageBreakBefore w:val="0"/>
-      <w:spacing w:after="120" w:before="400" w:lineRule="auto"/>
+      <w:keepNext/>
+      <w:keepLines/>
+      <w:spacing w:before="400" w:after="120"/>
+      <w:outlineLvl w:val="0"/>
     </w:pPr>
     <w:rPr>
       <w:sz w:val="40"/>
@@ -1322,15 +1555,16 @@
     <w:name w:val="heading 2"/>
     <w:basedOn w:val="Normal"/>
     <w:next w:val="Normal"/>
+    <w:uiPriority w:val="9"/>
+    <w:unhideWhenUsed/>
+    <w:qFormat/>
     <w:pPr>
-      <w:keepNext w:val="1"/>
-      <w:keepLines w:val="1"/>
-      <w:pageBreakBefore w:val="0"/>
-      <w:spacing w:after="120" w:before="360" w:lineRule="auto"/>
+      <w:keepNext/>
+      <w:keepLines/>
+      <w:spacing w:before="360" w:after="120"/>
+      <w:outlineLvl w:val="1"/>
     </w:pPr>
     <w:rPr>
-      <w:b w:val="0"/>
-      <w:bCs w:val="0"/>
       <w:sz w:val="32"/>
       <w:szCs w:val="32"/>
     </w:rPr>
@@ -1339,15 +1573,16 @@
     <w:name w:val="heading 3"/>
     <w:basedOn w:val="Normal"/>
     <w:next w:val="Normal"/>
+    <w:uiPriority w:val="9"/>
+    <w:unhideWhenUsed/>
+    <w:qFormat/>
     <w:pPr>
-      <w:keepNext w:val="1"/>
-      <w:keepLines w:val="1"/>
-      <w:pageBreakBefore w:val="0"/>
-      <w:spacing w:after="80" w:before="320" w:lineRule="auto"/>
+      <w:keepNext/>
+      <w:keepLines/>
+      <w:spacing w:before="320" w:after="80"/>
+      <w:outlineLvl w:val="2"/>
     </w:pPr>
     <w:rPr>
-      <w:b w:val="0"/>
-      <w:bCs w:val="0"/>
       <w:color w:val="434343"/>
       <w:sz w:val="28"/>
       <w:szCs w:val="28"/>
@@ -1357,11 +1592,15 @@
     <w:name w:val="heading 4"/>
     <w:basedOn w:val="Normal"/>
     <w:next w:val="Normal"/>
+    <w:uiPriority w:val="9"/>
+    <w:semiHidden/>
+    <w:unhideWhenUsed/>
+    <w:qFormat/>
     <w:pPr>
-      <w:keepNext w:val="1"/>
-      <w:keepLines w:val="1"/>
-      <w:pageBreakBefore w:val="0"/>
-      <w:spacing w:after="80" w:before="280" w:lineRule="auto"/>
+      <w:keepNext/>
+      <w:keepLines/>
+      <w:spacing w:before="280" w:after="80"/>
+      <w:outlineLvl w:val="3"/>
     </w:pPr>
     <w:rPr>
       <w:color w:val="666666"/>
@@ -1373,45 +1612,88 @@
     <w:name w:val="heading 5"/>
     <w:basedOn w:val="Normal"/>
     <w:next w:val="Normal"/>
+    <w:uiPriority w:val="9"/>
+    <w:semiHidden/>
+    <w:unhideWhenUsed/>
+    <w:qFormat/>
     <w:pPr>
-      <w:keepNext w:val="1"/>
-      <w:keepLines w:val="1"/>
-      <w:pageBreakBefore w:val="0"/>
-      <w:spacing w:after="80" w:before="240" w:lineRule="auto"/>
+      <w:keepNext/>
+      <w:keepLines/>
+      <w:spacing w:before="240" w:after="80"/>
+      <w:outlineLvl w:val="4"/>
     </w:pPr>
     <w:rPr>
       <w:color w:val="666666"/>
-      <w:sz w:val="22"/>
-      <w:szCs w:val="22"/>
     </w:rPr>
   </w:style>
   <w:style w:type="paragraph" w:styleId="Heading6">
     <w:name w:val="heading 6"/>
     <w:basedOn w:val="Normal"/>
     <w:next w:val="Normal"/>
+    <w:uiPriority w:val="9"/>
+    <w:semiHidden/>
+    <w:unhideWhenUsed/>
+    <w:qFormat/>
     <w:pPr>
-      <w:keepNext w:val="1"/>
-      <w:keepLines w:val="1"/>
-      <w:pageBreakBefore w:val="0"/>
-      <w:spacing w:after="80" w:before="240" w:lineRule="auto"/>
+      <w:keepNext/>
+      <w:keepLines/>
+      <w:spacing w:before="240" w:after="80"/>
+      <w:outlineLvl w:val="5"/>
     </w:pPr>
     <w:rPr>
-      <w:i w:val="1"/>
-      <w:iCs w:val="1"/>
+      <w:i/>
+      <w:iCs/>
       <w:color w:val="666666"/>
-      <w:sz w:val="22"/>
-      <w:szCs w:val="22"/>
     </w:rPr>
+  </w:style>
+  <w:style w:type="character" w:default="1" w:styleId="DefaultParagraphFont">
+    <w:name w:val="Default Paragraph Font"/>
+    <w:uiPriority w:val="1"/>
+    <w:semiHidden/>
+    <w:unhideWhenUsed/>
+  </w:style>
+  <w:style w:type="table" w:default="1" w:styleId="TableNormal">
+    <w:name w:val="Normal Table"/>
+    <w:uiPriority w:val="99"/>
+    <w:semiHidden/>
+    <w:unhideWhenUsed/>
+    <w:tblPr>
+      <w:tblInd w:w="0" w:type="dxa"/>
+      <w:tblCellMar>
+        <w:top w:w="0" w:type="dxa"/>
+        <w:left w:w="108" w:type="dxa"/>
+        <w:bottom w:w="0" w:type="dxa"/>
+        <w:right w:w="108" w:type="dxa"/>
+      </w:tblCellMar>
+    </w:tblPr>
+  </w:style>
+  <w:style w:type="numbering" w:default="1" w:styleId="NoList">
+    <w:name w:val="No List"/>
+    <w:uiPriority w:val="99"/>
+    <w:semiHidden/>
+    <w:unhideWhenUsed/>
+  </w:style>
+  <w:style w:type="table" w:customStyle="1" w:styleId="TableNormal0">
+    <w:name w:val="TableNormal"/>
+    <w:tblPr>
+      <w:tblCellMar>
+        <w:top w:w="100" w:type="dxa"/>
+        <w:left w:w="100" w:type="dxa"/>
+        <w:bottom w:w="100" w:type="dxa"/>
+        <w:right w:w="100" w:type="dxa"/>
+      </w:tblCellMar>
+    </w:tblPr>
   </w:style>
   <w:style w:type="paragraph" w:styleId="Title">
     <w:name w:val="Title"/>
     <w:basedOn w:val="Normal"/>
     <w:next w:val="Normal"/>
+    <w:uiPriority w:val="10"/>
+    <w:qFormat/>
     <w:pPr>
-      <w:keepNext w:val="1"/>
-      <w:keepLines w:val="1"/>
-      <w:pageBreakBefore w:val="0"/>
-      <w:spacing w:after="60" w:before="0" w:lineRule="auto"/>
+      <w:keepNext/>
+      <w:keepLines/>
+      <w:spacing w:after="60"/>
     </w:pPr>
     <w:rPr>
       <w:sz w:val="52"/>
@@ -1422,23 +1704,21 @@
     <w:name w:val="Subtitle"/>
     <w:basedOn w:val="Normal"/>
     <w:next w:val="Normal"/>
+    <w:uiPriority w:val="11"/>
+    <w:qFormat/>
     <w:pPr>
-      <w:keepNext w:val="1"/>
-      <w:keepLines w:val="1"/>
-      <w:pageBreakBefore w:val="0"/>
-      <w:spacing w:after="320" w:before="0" w:lineRule="auto"/>
+      <w:keepNext/>
+      <w:keepLines/>
+      <w:spacing w:after="320"/>
     </w:pPr>
     <w:rPr>
-      <w:rFonts w:ascii="Arial" w:cs="Arial" w:eastAsia="Arial" w:hAnsi="Arial"/>
-      <w:i w:val="0"/>
-      <w:iCs w:val="0"/>
       <w:color w:val="666666"/>
       <w:sz w:val="30"/>
       <w:szCs w:val="30"/>
     </w:rPr>
   </w:style>
-  <w:style w:type="table" w:styleId="Table1">
-    <w:basedOn w:val="TableNormal"/>
+  <w:style w:type="table" w:customStyle="1" w:styleId="a">
+    <w:basedOn w:val="TableNormal0"/>
     <w:tblPr>
       <w:tblStyleRowBandSize w:val="1"/>
       <w:tblStyleColBandSize w:val="1"/>
